--- a/docs/spravochnik-poley.docx
+++ b/docs/spravochnik-poley.docx
@@ -7,25 +7,23 @@
         <w:pStyle w:val="Title"/>
       </w:pPr>
       <w:r>
-        <w:t>Справочник полей макета</w:t>
+        <w:t>Справочник полей</w:t>
       </w:r>
     </w:p>
     <w:p>
       <w:pPr>
-        <w:jc w:val="both"/>
+        <w:jc w:val="center"/>
       </w:pPr>
       <w:r>
-        <w:t>Состав данных: какие поля есть у объекта оценки и у каждого вида объекта имущества, в каком типе объекта оценки они встречаются и в каком блоке карточки находятся.</w:t>
+        <w:rPr>
+          <w:sz w:val="24"/>
+        </w:rPr>
+        <w:t>Составлен по макету системы</w:t>
       </w:r>
     </w:p>
     <w:p>
       <w:r>
-        <w:t>Состав снят с экранов макета, поэтому описывает то, что видит оценщик. Пересобирается командой: python tools/docs/build_reference.py</w:t>
-      </w:r>
-    </w:p>
-    <w:p>
-      <w:r>
-        <w:t>Документ внутренний. Выгрузка за пределы компании запрещена.</w:t>
+        <w:br w:type="page"/>
       </w:r>
     </w:p>
     <w:p>
@@ -33,7 +31,29 @@
         <w:pStyle w:val="Heading1"/>
       </w:pPr>
       <w:r>
-        <w:t>1. Структура: объект оценки → объект имущества</w:t>
+        <w:t>Оглавление</w:t>
+      </w:r>
+    </w:p>
+    <w:p>
+      <w:r>
+        <w:fldChar w:fldCharType="begin"/>
+        <w:instrText xml:space="preserve">TOC \o "1-3" \h \z \u</w:instrText>
+        <w:fldChar w:fldCharType="separate"/>
+        <w:t>Оглавление собирается при открытии документа: правая кнопка по этому полю, «Обновить поле».</w:t>
+        <w:fldChar w:fldCharType="end"/>
+      </w:r>
+    </w:p>
+    <w:p>
+      <w:r>
+        <w:br w:type="page"/>
+      </w:r>
+    </w:p>
+    <w:p>
+      <w:pPr>
+        <w:pStyle w:val="Heading1"/>
+      </w:pPr>
+      <w:r>
+        <w:t>Раздел 1. Структура объектов</w:t>
       </w:r>
     </w:p>
     <w:p>
@@ -41,7 +61,7 @@
         <w:pStyle w:val="Heading2"/>
       </w:pPr>
       <w:r>
-        <w:t>1.1. Типы объектов оценки</w:t>
+        <w:t>Глава 1.1. Типы объектов оценки</w:t>
       </w:r>
     </w:p>
     <w:tbl>
@@ -311,7 +331,7 @@
         <w:pStyle w:val="Heading2"/>
       </w:pPr>
       <w:r>
-        <w:t>1.2. Какие объекты имущества где заводятся</w:t>
+        <w:t>Глава 1.2. Состав объектов имущества по типам объекта оценки</w:t>
       </w:r>
     </w:p>
     <w:p>
@@ -909,7 +929,7 @@
               <w:rPr>
                 <w:sz w:val="18"/>
               </w:rPr>
-              <w:t>Механизмы и производственное оборудование</w:t>
+              <w:t>Вспомогательная постройка</w:t>
             </w:r>
           </w:p>
         </w:tc>
@@ -961,7 +981,7 @@
               <w:rPr>
                 <w:sz w:val="18"/>
               </w:rPr>
-              <w:t>7</w:t>
+              <w:t>—</w:t>
             </w:r>
           </w:p>
         </w:tc>
@@ -989,6 +1009,246 @@
               <w:rPr>
                 <w:sz w:val="18"/>
               </w:rPr>
+              <w:t>Механизмы и оборудование</w:t>
+            </w:r>
+          </w:p>
+        </w:tc>
+        <w:tc>
+          <w:tcPr>
+            <w:tcW w:type="dxa" w:w="964"/>
+          </w:tcPr>
+          <w:p>
+            <w:r>
+              <w:rPr>
+                <w:sz w:val="18"/>
+              </w:rPr>
+              <w:t>—</w:t>
+            </w:r>
+          </w:p>
+        </w:tc>
+        <w:tc>
+          <w:tcPr>
+            <w:tcW w:type="dxa" w:w="964"/>
+          </w:tcPr>
+          <w:p>
+            <w:r>
+              <w:rPr>
+                <w:sz w:val="18"/>
+              </w:rPr>
+              <w:t>—</w:t>
+            </w:r>
+          </w:p>
+        </w:tc>
+        <w:tc>
+          <w:tcPr>
+            <w:tcW w:type="dxa" w:w="964"/>
+          </w:tcPr>
+          <w:p>
+            <w:r>
+              <w:rPr>
+                <w:sz w:val="18"/>
+              </w:rPr>
+              <w:t>8</w:t>
+            </w:r>
+          </w:p>
+        </w:tc>
+        <w:tc>
+          <w:tcPr>
+            <w:tcW w:type="dxa" w:w="964"/>
+          </w:tcPr>
+          <w:p>
+            <w:r>
+              <w:rPr>
+                <w:sz w:val="18"/>
+              </w:rPr>
+              <w:t>—</w:t>
+            </w:r>
+          </w:p>
+        </w:tc>
+        <w:tc>
+          <w:tcPr>
+            <w:tcW w:type="dxa" w:w="964"/>
+          </w:tcPr>
+          <w:p>
+            <w:r>
+              <w:rPr>
+                <w:sz w:val="18"/>
+              </w:rPr>
+              <w:t>—</w:t>
+            </w:r>
+          </w:p>
+        </w:tc>
+      </w:tr>
+      <w:tr>
+        <w:tc>
+          <w:tcPr>
+            <w:tcW w:type="dxa" w:w="4535"/>
+          </w:tcPr>
+          <w:p>
+            <w:r>
+              <w:rPr>
+                <w:sz w:val="18"/>
+              </w:rPr>
+              <w:t>Транспортное средство</w:t>
+            </w:r>
+          </w:p>
+        </w:tc>
+        <w:tc>
+          <w:tcPr>
+            <w:tcW w:type="dxa" w:w="964"/>
+          </w:tcPr>
+          <w:p>
+            <w:r>
+              <w:rPr>
+                <w:sz w:val="18"/>
+              </w:rPr>
+              <w:t>—</w:t>
+            </w:r>
+          </w:p>
+        </w:tc>
+        <w:tc>
+          <w:tcPr>
+            <w:tcW w:type="dxa" w:w="964"/>
+          </w:tcPr>
+          <w:p>
+            <w:r>
+              <w:rPr>
+                <w:sz w:val="18"/>
+              </w:rPr>
+              <w:t>—</w:t>
+            </w:r>
+          </w:p>
+        </w:tc>
+        <w:tc>
+          <w:tcPr>
+            <w:tcW w:type="dxa" w:w="964"/>
+          </w:tcPr>
+          <w:p>
+            <w:r>
+              <w:rPr>
+                <w:sz w:val="18"/>
+              </w:rPr>
+              <w:t>9</w:t>
+            </w:r>
+          </w:p>
+        </w:tc>
+        <w:tc>
+          <w:tcPr>
+            <w:tcW w:type="dxa" w:w="964"/>
+          </w:tcPr>
+          <w:p>
+            <w:r>
+              <w:rPr>
+                <w:sz w:val="18"/>
+              </w:rPr>
+              <w:t>—</w:t>
+            </w:r>
+          </w:p>
+        </w:tc>
+        <w:tc>
+          <w:tcPr>
+            <w:tcW w:type="dxa" w:w="964"/>
+          </w:tcPr>
+          <w:p>
+            <w:r>
+              <w:rPr>
+                <w:sz w:val="18"/>
+              </w:rPr>
+              <w:t>—</w:t>
+            </w:r>
+          </w:p>
+        </w:tc>
+      </w:tr>
+      <w:tr>
+        <w:tc>
+          <w:tcPr>
+            <w:tcW w:type="dxa" w:w="4535"/>
+          </w:tcPr>
+          <w:p>
+            <w:r>
+              <w:rPr>
+                <w:sz w:val="18"/>
+              </w:rPr>
+              <w:t>Механизмы и производственное оборудование</w:t>
+            </w:r>
+          </w:p>
+        </w:tc>
+        <w:tc>
+          <w:tcPr>
+            <w:tcW w:type="dxa" w:w="964"/>
+          </w:tcPr>
+          <w:p>
+            <w:r>
+              <w:rPr>
+                <w:sz w:val="18"/>
+              </w:rPr>
+              <w:t>—</w:t>
+            </w:r>
+          </w:p>
+        </w:tc>
+        <w:tc>
+          <w:tcPr>
+            <w:tcW w:type="dxa" w:w="964"/>
+          </w:tcPr>
+          <w:p>
+            <w:r>
+              <w:rPr>
+                <w:sz w:val="18"/>
+              </w:rPr>
+              <w:t>—</w:t>
+            </w:r>
+          </w:p>
+        </w:tc>
+        <w:tc>
+          <w:tcPr>
+            <w:tcW w:type="dxa" w:w="964"/>
+          </w:tcPr>
+          <w:p>
+            <w:r>
+              <w:rPr>
+                <w:sz w:val="18"/>
+              </w:rPr>
+              <w:t>—</w:t>
+            </w:r>
+          </w:p>
+        </w:tc>
+        <w:tc>
+          <w:tcPr>
+            <w:tcW w:type="dxa" w:w="964"/>
+          </w:tcPr>
+          <w:p>
+            <w:r>
+              <w:rPr>
+                <w:sz w:val="18"/>
+              </w:rPr>
+              <w:t>7</w:t>
+            </w:r>
+          </w:p>
+        </w:tc>
+        <w:tc>
+          <w:tcPr>
+            <w:tcW w:type="dxa" w:w="964"/>
+          </w:tcPr>
+          <w:p>
+            <w:r>
+              <w:rPr>
+                <w:sz w:val="18"/>
+              </w:rPr>
+              <w:t>—</w:t>
+            </w:r>
+          </w:p>
+        </w:tc>
+      </w:tr>
+      <w:tr>
+        <w:tc>
+          <w:tcPr>
+            <w:tcW w:type="dxa" w:w="4535"/>
+          </w:tcPr>
+          <w:p>
+            <w:r>
+              <w:rPr>
+                <w:sz w:val="18"/>
+              </w:rPr>
               <w:t>Офисная техника и мебель</w:t>
             </w:r>
           </w:p>
@@ -1028,7 +1288,7 @@
               <w:rPr>
                 <w:sz w:val="18"/>
               </w:rPr>
-              <w:t>8</w:t>
+              <w:t>—</w:t>
             </w:r>
           </w:p>
         </w:tc>
@@ -1066,7 +1326,7 @@
         <w:pStyle w:val="Heading2"/>
       </w:pPr>
       <w:r>
-        <w:t>1.3. Карточки объектов имущества</w:t>
+        <w:t>Глава 1.3. Карточки объектов имущества</w:t>
       </w:r>
     </w:p>
     <w:tbl>
@@ -1224,11 +1484,16 @@
     </w:tbl>
     <w:p/>
     <w:p>
+      <w:r>
+        <w:br w:type="page"/>
+      </w:r>
+    </w:p>
+    <w:p>
       <w:pPr>
         <w:pStyle w:val="Heading1"/>
       </w:pPr>
       <w:r>
-        <w:t>2. Объект оценки</w:t>
+        <w:t>Раздел 2. Объект оценки</w:t>
       </w:r>
     </w:p>
     <w:p>
@@ -1238,7 +1503,7 @@
     </w:p>
     <w:p>
       <w:r>
-        <w:t>Вкладки карточки: Общие данные, Фото, Логи.</w:t>
+        <w:t>Вкладки карточки: .</w:t>
       </w:r>
     </w:p>
     <w:p>
@@ -1246,7 +1511,7 @@
         <w:pStyle w:val="Heading2"/>
       </w:pPr>
       <w:r>
-        <w:t>2.1. Форма записи</w:t>
+        <w:t>Глава 2.1. Форма записи</w:t>
       </w:r>
     </w:p>
     <w:p>
@@ -1271,6 +1536,34 @@
       <w:tr>
         <w:tc>
           <w:tcPr>
+            <w:tcW w:type="dxa" w:w="3118"/>
+          </w:tcPr>
+          <w:p>
+            <w:r>
+              <w:rPr>
+                <w:b/>
+                <w:sz w:val="18"/>
+              </w:rPr>
+              <w:t>Поле</w:t>
+            </w:r>
+          </w:p>
+        </w:tc>
+        <w:tc>
+          <w:tcPr>
+            <w:tcW w:type="dxa" w:w="1984"/>
+          </w:tcPr>
+          <w:p>
+            <w:r>
+              <w:rPr>
+                <w:b/>
+                <w:sz w:val="18"/>
+              </w:rPr>
+              <w:t>Тип значения</w:t>
+            </w:r>
+          </w:p>
+        </w:tc>
+        <w:tc>
+          <w:tcPr>
             <w:tcW w:type="dxa" w:w="4535"/>
           </w:tcPr>
           <w:p>
@@ -1279,35 +1572,7 @@
                 <w:b/>
                 <w:sz w:val="18"/>
               </w:rPr>
-              <w:t>Поле</w:t>
-            </w:r>
-          </w:p>
-        </w:tc>
-        <w:tc>
-          <w:tcPr>
-            <w:tcW w:type="dxa" w:w="3118"/>
-          </w:tcPr>
-          <w:p>
-            <w:r>
-              <w:rPr>
-                <w:b/>
-                <w:sz w:val="18"/>
-              </w:rPr>
-              <w:t>Ключ</w:t>
-            </w:r>
-          </w:p>
-        </w:tc>
-        <w:tc>
-          <w:tcPr>
-            <w:tcW w:type="dxa" w:w="1984"/>
-          </w:tcPr>
-          <w:p>
-            <w:r>
-              <w:rPr>
-                <w:b/>
-                <w:sz w:val="18"/>
-              </w:rPr>
-              <w:t>Вид</w:t>
+              <w:t>Описание</w:t>
             </w:r>
           </w:p>
         </w:tc>
@@ -1315,6 +1580,32 @@
       <w:tr>
         <w:tc>
           <w:tcPr>
+            <w:tcW w:type="dxa" w:w="3118"/>
+          </w:tcPr>
+          <w:p>
+            <w:r>
+              <w:rPr>
+                <w:sz w:val="18"/>
+              </w:rPr>
+              <w:t>Тип ОЦ</w:t>
+            </w:r>
+          </w:p>
+        </w:tc>
+        <w:tc>
+          <w:tcPr>
+            <w:tcW w:type="dxa" w:w="1984"/>
+          </w:tcPr>
+          <w:p>
+            <w:r>
+              <w:rPr>
+                <w:sz w:val="18"/>
+              </w:rPr>
+              <w:t>список</w:t>
+            </w:r>
+          </w:p>
+        </w:tc>
+        <w:tc>
+          <w:tcPr>
             <w:tcW w:type="dxa" w:w="4535"/>
           </w:tcPr>
           <w:p>
@@ -1322,33 +1613,7 @@
               <w:rPr>
                 <w:sz w:val="18"/>
               </w:rPr>
-              <w:t>Тип ОЦ</w:t>
-            </w:r>
-          </w:p>
-        </w:tc>
-        <w:tc>
-          <w:tcPr>
-            <w:tcW w:type="dxa" w:w="3118"/>
-          </w:tcPr>
-          <w:p>
-            <w:r>
-              <w:rPr>
-                <w:sz w:val="18"/>
-              </w:rPr>
-              <w:t>#fType</w:t>
-            </w:r>
-          </w:p>
-        </w:tc>
-        <w:tc>
-          <w:tcPr>
-            <w:tcW w:type="dxa" w:w="1984"/>
-          </w:tcPr>
-          <w:p>
-            <w:r>
-              <w:rPr>
-                <w:sz w:val="18"/>
-              </w:rPr>
-              <w:t>список</w:t>
+              <w:t>Смена типа переносит объект в карточки другого типа — сначала покажем, что изменится</w:t>
             </w:r>
           </w:p>
         </w:tc>
@@ -1356,6 +1621,32 @@
       <w:tr>
         <w:tc>
           <w:tcPr>
+            <w:tcW w:type="dxa" w:w="3118"/>
+          </w:tcPr>
+          <w:p>
+            <w:r>
+              <w:rPr>
+                <w:sz w:val="18"/>
+              </w:rPr>
+              <w:t>Категория ОЦ</w:t>
+            </w:r>
+          </w:p>
+        </w:tc>
+        <w:tc>
+          <w:tcPr>
+            <w:tcW w:type="dxa" w:w="1984"/>
+          </w:tcPr>
+          <w:p>
+            <w:r>
+              <w:rPr>
+                <w:sz w:val="18"/>
+              </w:rPr>
+              <w:t>список</w:t>
+            </w:r>
+          </w:p>
+        </w:tc>
+        <w:tc>
+          <w:tcPr>
             <w:tcW w:type="dxa" w:w="4535"/>
           </w:tcPr>
           <w:p>
@@ -1363,33 +1654,7 @@
               <w:rPr>
                 <w:sz w:val="18"/>
               </w:rPr>
-              <w:t>Категория ОЦ</w:t>
-            </w:r>
-          </w:p>
-        </w:tc>
-        <w:tc>
-          <w:tcPr>
-            <w:tcW w:type="dxa" w:w="3118"/>
-          </w:tcPr>
-          <w:p>
-            <w:r>
-              <w:rPr>
-                <w:sz w:val="18"/>
-              </w:rPr>
-              <w:t>#fCat</w:t>
-            </w:r>
-          </w:p>
-        </w:tc>
-        <w:tc>
-          <w:tcPr>
-            <w:tcW w:type="dxa" w:w="1984"/>
-          </w:tcPr>
-          <w:p>
-            <w:r>
-              <w:rPr>
-                <w:sz w:val="18"/>
-              </w:rPr>
-              <w:t>список</w:t>
+              <w:t>Категория задаётся модулем ОЦ</w:t>
             </w:r>
           </w:p>
         </w:tc>
@@ -1397,6 +1662,32 @@
       <w:tr>
         <w:tc>
           <w:tcPr>
+            <w:tcW w:type="dxa" w:w="3118"/>
+          </w:tcPr>
+          <w:p>
+            <w:r>
+              <w:rPr>
+                <w:sz w:val="18"/>
+              </w:rPr>
+              <w:t>Назначение по ТП</w:t>
+            </w:r>
+          </w:p>
+        </w:tc>
+        <w:tc>
+          <w:tcPr>
+            <w:tcW w:type="dxa" w:w="1984"/>
+          </w:tcPr>
+          <w:p>
+            <w:r>
+              <w:rPr>
+                <w:sz w:val="18"/>
+              </w:rPr>
+              <w:t>текст</w:t>
+            </w:r>
+          </w:p>
+        </w:tc>
+        <w:tc>
+          <w:tcPr>
             <w:tcW w:type="dxa" w:w="4535"/>
           </w:tcPr>
           <w:p>
@@ -1404,33 +1695,6 @@
               <w:rPr>
                 <w:sz w:val="18"/>
               </w:rPr>
-              <w:t>Назначение по ТП</w:t>
-            </w:r>
-          </w:p>
-        </w:tc>
-        <w:tc>
-          <w:tcPr>
-            <w:tcW w:type="dxa" w:w="3118"/>
-          </w:tcPr>
-          <w:p>
-            <w:r>
-              <w:rPr>
-                <w:sz w:val="18"/>
-              </w:rPr>
-              <w:t>#fPurpose</w:t>
-            </w:r>
-          </w:p>
-        </w:tc>
-        <w:tc>
-          <w:tcPr>
-            <w:tcW w:type="dxa" w:w="1984"/>
-          </w:tcPr>
-          <w:p>
-            <w:r>
-              <w:rPr>
-                <w:sz w:val="18"/>
-              </w:rPr>
-              <w:t>текст</w:t>
             </w:r>
           </w:p>
         </w:tc>
@@ -1438,6 +1702,32 @@
       <w:tr>
         <w:tc>
           <w:tcPr>
+            <w:tcW w:type="dxa" w:w="3118"/>
+          </w:tcPr>
+          <w:p>
+            <w:r>
+              <w:rPr>
+                <w:sz w:val="18"/>
+              </w:rPr>
+              <w:t>Статус ОЦ</w:t>
+            </w:r>
+          </w:p>
+        </w:tc>
+        <w:tc>
+          <w:tcPr>
+            <w:tcW w:type="dxa" w:w="1984"/>
+          </w:tcPr>
+          <w:p>
+            <w:r>
+              <w:rPr>
+                <w:sz w:val="18"/>
+              </w:rPr>
+              <w:t>список</w:t>
+            </w:r>
+          </w:p>
+        </w:tc>
+        <w:tc>
+          <w:tcPr>
             <w:tcW w:type="dxa" w:w="4535"/>
           </w:tcPr>
           <w:p>
@@ -1445,33 +1735,6 @@
               <w:rPr>
                 <w:sz w:val="18"/>
               </w:rPr>
-              <w:t>Статус ОЦ</w:t>
-            </w:r>
-          </w:p>
-        </w:tc>
-        <w:tc>
-          <w:tcPr>
-            <w:tcW w:type="dxa" w:w="3118"/>
-          </w:tcPr>
-          <w:p>
-            <w:r>
-              <w:rPr>
-                <w:sz w:val="18"/>
-              </w:rPr>
-              <w:t>#fStatus</w:t>
-            </w:r>
-          </w:p>
-        </w:tc>
-        <w:tc>
-          <w:tcPr>
-            <w:tcW w:type="dxa" w:w="1984"/>
-          </w:tcPr>
-          <w:p>
-            <w:r>
-              <w:rPr>
-                <w:sz w:val="18"/>
-              </w:rPr>
-              <w:t>список</w:t>
             </w:r>
           </w:p>
         </w:tc>
@@ -1479,6 +1742,32 @@
       <w:tr>
         <w:tc>
           <w:tcPr>
+            <w:tcW w:type="dxa" w:w="3118"/>
+          </w:tcPr>
+          <w:p>
+            <w:r>
+              <w:rPr>
+                <w:sz w:val="18"/>
+              </w:rPr>
+              <w:t>Код ЕНИ</w:t>
+            </w:r>
+          </w:p>
+        </w:tc>
+        <w:tc>
+          <w:tcPr>
+            <w:tcW w:type="dxa" w:w="1984"/>
+          </w:tcPr>
+          <w:p>
+            <w:r>
+              <w:rPr>
+                <w:sz w:val="18"/>
+              </w:rPr>
+              <w:t>текст</w:t>
+            </w:r>
+          </w:p>
+        </w:tc>
+        <w:tc>
+          <w:tcPr>
             <w:tcW w:type="dxa" w:w="4535"/>
           </w:tcPr>
           <w:p>
@@ -1486,33 +1775,6 @@
               <w:rPr>
                 <w:sz w:val="18"/>
               </w:rPr>
-              <w:t>Код ЕНИ</w:t>
-            </w:r>
-          </w:p>
-        </w:tc>
-        <w:tc>
-          <w:tcPr>
-            <w:tcW w:type="dxa" w:w="3118"/>
-          </w:tcPr>
-          <w:p>
-            <w:r>
-              <w:rPr>
-                <w:sz w:val="18"/>
-              </w:rPr>
-              <w:t>#fEni</w:t>
-            </w:r>
-          </w:p>
-        </w:tc>
-        <w:tc>
-          <w:tcPr>
-            <w:tcW w:type="dxa" w:w="1984"/>
-          </w:tcPr>
-          <w:p>
-            <w:r>
-              <w:rPr>
-                <w:sz w:val="18"/>
-              </w:rPr>
-              <w:t>текст</w:t>
             </w:r>
           </w:p>
         </w:tc>
@@ -1541,6 +1803,34 @@
       <w:tr>
         <w:tc>
           <w:tcPr>
+            <w:tcW w:type="dxa" w:w="3118"/>
+          </w:tcPr>
+          <w:p>
+            <w:r>
+              <w:rPr>
+                <w:b/>
+                <w:sz w:val="18"/>
+              </w:rPr>
+              <w:t>Поле</w:t>
+            </w:r>
+          </w:p>
+        </w:tc>
+        <w:tc>
+          <w:tcPr>
+            <w:tcW w:type="dxa" w:w="1984"/>
+          </w:tcPr>
+          <w:p>
+            <w:r>
+              <w:rPr>
+                <w:b/>
+                <w:sz w:val="18"/>
+              </w:rPr>
+              <w:t>Тип значения</w:t>
+            </w:r>
+          </w:p>
+        </w:tc>
+        <w:tc>
+          <w:tcPr>
             <w:tcW w:type="dxa" w:w="4535"/>
           </w:tcPr>
           <w:p>
@@ -1549,35 +1839,7 @@
                 <w:b/>
                 <w:sz w:val="18"/>
               </w:rPr>
-              <w:t>Поле</w:t>
-            </w:r>
-          </w:p>
-        </w:tc>
-        <w:tc>
-          <w:tcPr>
-            <w:tcW w:type="dxa" w:w="3118"/>
-          </w:tcPr>
-          <w:p>
-            <w:r>
-              <w:rPr>
-                <w:b/>
-                <w:sz w:val="18"/>
-              </w:rPr>
-              <w:t>Ключ</w:t>
-            </w:r>
-          </w:p>
-        </w:tc>
-        <w:tc>
-          <w:tcPr>
-            <w:tcW w:type="dxa" w:w="1984"/>
-          </w:tcPr>
-          <w:p>
-            <w:r>
-              <w:rPr>
-                <w:b/>
-                <w:sz w:val="18"/>
-              </w:rPr>
-              <w:t>Вид</w:t>
+              <w:t>Описание</w:t>
             </w:r>
           </w:p>
         </w:tc>
@@ -1585,6 +1847,32 @@
       <w:tr>
         <w:tc>
           <w:tcPr>
+            <w:tcW w:type="dxa" w:w="3118"/>
+          </w:tcPr>
+          <w:p>
+            <w:r>
+              <w:rPr>
+                <w:sz w:val="18"/>
+              </w:rPr>
+              <w:t>Область</w:t>
+            </w:r>
+          </w:p>
+        </w:tc>
+        <w:tc>
+          <w:tcPr>
+            <w:tcW w:type="dxa" w:w="1984"/>
+          </w:tcPr>
+          <w:p>
+            <w:r>
+              <w:rPr>
+                <w:sz w:val="18"/>
+              </w:rPr>
+              <w:t>список</w:t>
+            </w:r>
+          </w:p>
+        </w:tc>
+        <w:tc>
+          <w:tcPr>
             <w:tcW w:type="dxa" w:w="4535"/>
           </w:tcPr>
           <w:p>
@@ -1592,33 +1880,6 @@
               <w:rPr>
                 <w:sz w:val="18"/>
               </w:rPr>
-              <w:t>Область</w:t>
-            </w:r>
-          </w:p>
-        </w:tc>
-        <w:tc>
-          <w:tcPr>
-            <w:tcW w:type="dxa" w:w="3118"/>
-          </w:tcPr>
-          <w:p>
-            <w:r>
-              <w:rPr>
-                <w:sz w:val="18"/>
-              </w:rPr>
-              <w:t>#fRegion</w:t>
-            </w:r>
-          </w:p>
-        </w:tc>
-        <w:tc>
-          <w:tcPr>
-            <w:tcW w:type="dxa" w:w="1984"/>
-          </w:tcPr>
-          <w:p>
-            <w:r>
-              <w:rPr>
-                <w:sz w:val="18"/>
-              </w:rPr>
-              <w:t>список</w:t>
             </w:r>
           </w:p>
         </w:tc>
@@ -1626,6 +1887,32 @@
       <w:tr>
         <w:tc>
           <w:tcPr>
+            <w:tcW w:type="dxa" w:w="3118"/>
+          </w:tcPr>
+          <w:p>
+            <w:r>
+              <w:rPr>
+                <w:sz w:val="18"/>
+              </w:rPr>
+              <w:t>Район</w:t>
+            </w:r>
+          </w:p>
+        </w:tc>
+        <w:tc>
+          <w:tcPr>
+            <w:tcW w:type="dxa" w:w="1984"/>
+          </w:tcPr>
+          <w:p>
+            <w:r>
+              <w:rPr>
+                <w:sz w:val="18"/>
+              </w:rPr>
+              <w:t>список</w:t>
+            </w:r>
+          </w:p>
+        </w:tc>
+        <w:tc>
+          <w:tcPr>
             <w:tcW w:type="dxa" w:w="4535"/>
           </w:tcPr>
           <w:p>
@@ -1633,33 +1920,6 @@
               <w:rPr>
                 <w:sz w:val="18"/>
               </w:rPr>
-              <w:t>Район</w:t>
-            </w:r>
-          </w:p>
-        </w:tc>
-        <w:tc>
-          <w:tcPr>
-            <w:tcW w:type="dxa" w:w="3118"/>
-          </w:tcPr>
-          <w:p>
-            <w:r>
-              <w:rPr>
-                <w:sz w:val="18"/>
-              </w:rPr>
-              <w:t>#fDistrict</w:t>
-            </w:r>
-          </w:p>
-        </w:tc>
-        <w:tc>
-          <w:tcPr>
-            <w:tcW w:type="dxa" w:w="1984"/>
-          </w:tcPr>
-          <w:p>
-            <w:r>
-              <w:rPr>
-                <w:sz w:val="18"/>
-              </w:rPr>
-              <w:t>список</w:t>
             </w:r>
           </w:p>
         </w:tc>
@@ -1667,6 +1927,32 @@
       <w:tr>
         <w:tc>
           <w:tcPr>
+            <w:tcW w:type="dxa" w:w="3118"/>
+          </w:tcPr>
+          <w:p>
+            <w:r>
+              <w:rPr>
+                <w:sz w:val="18"/>
+              </w:rPr>
+              <w:t>Город или село</w:t>
+            </w:r>
+          </w:p>
+        </w:tc>
+        <w:tc>
+          <w:tcPr>
+            <w:tcW w:type="dxa" w:w="1984"/>
+          </w:tcPr>
+          <w:p>
+            <w:r>
+              <w:rPr>
+                <w:sz w:val="18"/>
+              </w:rPr>
+              <w:t>список</w:t>
+            </w:r>
+          </w:p>
+        </w:tc>
+        <w:tc>
+          <w:tcPr>
             <w:tcW w:type="dxa" w:w="4535"/>
           </w:tcPr>
           <w:p>
@@ -1674,33 +1960,6 @@
               <w:rPr>
                 <w:sz w:val="18"/>
               </w:rPr>
-              <w:t>Город или село</w:t>
-            </w:r>
-          </w:p>
-        </w:tc>
-        <w:tc>
-          <w:tcPr>
-            <w:tcW w:type="dxa" w:w="3118"/>
-          </w:tcPr>
-          <w:p>
-            <w:r>
-              <w:rPr>
-                <w:sz w:val="18"/>
-              </w:rPr>
-              <w:t>#fCity</w:t>
-            </w:r>
-          </w:p>
-        </w:tc>
-        <w:tc>
-          <w:tcPr>
-            <w:tcW w:type="dxa" w:w="1984"/>
-          </w:tcPr>
-          <w:p>
-            <w:r>
-              <w:rPr>
-                <w:sz w:val="18"/>
-              </w:rPr>
-              <w:t>список</w:t>
             </w:r>
           </w:p>
         </w:tc>
@@ -1708,6 +1967,32 @@
       <w:tr>
         <w:tc>
           <w:tcPr>
+            <w:tcW w:type="dxa" w:w="3118"/>
+          </w:tcPr>
+          <w:p>
+            <w:r>
+              <w:rPr>
+                <w:sz w:val="18"/>
+              </w:rPr>
+              <w:t>Микрорайон</w:t>
+            </w:r>
+          </w:p>
+        </w:tc>
+        <w:tc>
+          <w:tcPr>
+            <w:tcW w:type="dxa" w:w="1984"/>
+          </w:tcPr>
+          <w:p>
+            <w:r>
+              <w:rPr>
+                <w:sz w:val="18"/>
+              </w:rPr>
+              <w:t>текст</w:t>
+            </w:r>
+          </w:p>
+        </w:tc>
+        <w:tc>
+          <w:tcPr>
             <w:tcW w:type="dxa" w:w="4535"/>
           </w:tcPr>
           <w:p>
@@ -1715,33 +2000,6 @@
               <w:rPr>
                 <w:sz w:val="18"/>
               </w:rPr>
-              <w:t>Микрорайон</w:t>
-            </w:r>
-          </w:p>
-        </w:tc>
-        <w:tc>
-          <w:tcPr>
-            <w:tcW w:type="dxa" w:w="3118"/>
-          </w:tcPr>
-          <w:p>
-            <w:r>
-              <w:rPr>
-                <w:sz w:val="18"/>
-              </w:rPr>
-              <w:t>#fMicro</w:t>
-            </w:r>
-          </w:p>
-        </w:tc>
-        <w:tc>
-          <w:tcPr>
-            <w:tcW w:type="dxa" w:w="1984"/>
-          </w:tcPr>
-          <w:p>
-            <w:r>
-              <w:rPr>
-                <w:sz w:val="18"/>
-              </w:rPr>
-              <w:t>текст</w:t>
             </w:r>
           </w:p>
         </w:tc>
@@ -1749,6 +2007,32 @@
       <w:tr>
         <w:tc>
           <w:tcPr>
+            <w:tcW w:type="dxa" w:w="3118"/>
+          </w:tcPr>
+          <w:p>
+            <w:r>
+              <w:rPr>
+                <w:sz w:val="18"/>
+              </w:rPr>
+              <w:t>Улица</w:t>
+            </w:r>
+          </w:p>
+        </w:tc>
+        <w:tc>
+          <w:tcPr>
+            <w:tcW w:type="dxa" w:w="1984"/>
+          </w:tcPr>
+          <w:p>
+            <w:r>
+              <w:rPr>
+                <w:sz w:val="18"/>
+              </w:rPr>
+              <w:t>текст</w:t>
+            </w:r>
+          </w:p>
+        </w:tc>
+        <w:tc>
+          <w:tcPr>
             <w:tcW w:type="dxa" w:w="4535"/>
           </w:tcPr>
           <w:p>
@@ -1756,33 +2040,6 @@
               <w:rPr>
                 <w:sz w:val="18"/>
               </w:rPr>
-              <w:t>Улица</w:t>
-            </w:r>
-          </w:p>
-        </w:tc>
-        <w:tc>
-          <w:tcPr>
-            <w:tcW w:type="dxa" w:w="3118"/>
-          </w:tcPr>
-          <w:p>
-            <w:r>
-              <w:rPr>
-                <w:sz w:val="18"/>
-              </w:rPr>
-              <w:t>#fStreet</w:t>
-            </w:r>
-          </w:p>
-        </w:tc>
-        <w:tc>
-          <w:tcPr>
-            <w:tcW w:type="dxa" w:w="1984"/>
-          </w:tcPr>
-          <w:p>
-            <w:r>
-              <w:rPr>
-                <w:sz w:val="18"/>
-              </w:rPr>
-              <w:t>текст</w:t>
             </w:r>
           </w:p>
         </w:tc>
@@ -1790,6 +2047,32 @@
       <w:tr>
         <w:tc>
           <w:tcPr>
+            <w:tcW w:type="dxa" w:w="3118"/>
+          </w:tcPr>
+          <w:p>
+            <w:r>
+              <w:rPr>
+                <w:sz w:val="18"/>
+              </w:rPr>
+              <w:t>Дом</w:t>
+            </w:r>
+          </w:p>
+        </w:tc>
+        <w:tc>
+          <w:tcPr>
+            <w:tcW w:type="dxa" w:w="1984"/>
+          </w:tcPr>
+          <w:p>
+            <w:r>
+              <w:rPr>
+                <w:sz w:val="18"/>
+              </w:rPr>
+              <w:t>текст</w:t>
+            </w:r>
+          </w:p>
+        </w:tc>
+        <w:tc>
+          <w:tcPr>
             <w:tcW w:type="dxa" w:w="4535"/>
           </w:tcPr>
           <w:p>
@@ -1797,33 +2080,6 @@
               <w:rPr>
                 <w:sz w:val="18"/>
               </w:rPr>
-              <w:t>Дом</w:t>
-            </w:r>
-          </w:p>
-        </w:tc>
-        <w:tc>
-          <w:tcPr>
-            <w:tcW w:type="dxa" w:w="3118"/>
-          </w:tcPr>
-          <w:p>
-            <w:r>
-              <w:rPr>
-                <w:sz w:val="18"/>
-              </w:rPr>
-              <w:t>#fHouse</w:t>
-            </w:r>
-          </w:p>
-        </w:tc>
-        <w:tc>
-          <w:tcPr>
-            <w:tcW w:type="dxa" w:w="1984"/>
-          </w:tcPr>
-          <w:p>
-            <w:r>
-              <w:rPr>
-                <w:sz w:val="18"/>
-              </w:rPr>
-              <w:t>текст</w:t>
             </w:r>
           </w:p>
         </w:tc>
@@ -1831,6 +2087,32 @@
       <w:tr>
         <w:tc>
           <w:tcPr>
+            <w:tcW w:type="dxa" w:w="3118"/>
+          </w:tcPr>
+          <w:p>
+            <w:r>
+              <w:rPr>
+                <w:sz w:val="18"/>
+              </w:rPr>
+              <w:t>Квартира</w:t>
+            </w:r>
+          </w:p>
+        </w:tc>
+        <w:tc>
+          <w:tcPr>
+            <w:tcW w:type="dxa" w:w="1984"/>
+          </w:tcPr>
+          <w:p>
+            <w:r>
+              <w:rPr>
+                <w:sz w:val="18"/>
+              </w:rPr>
+              <w:t>текст</w:t>
+            </w:r>
+          </w:p>
+        </w:tc>
+        <w:tc>
+          <w:tcPr>
             <w:tcW w:type="dxa" w:w="4535"/>
           </w:tcPr>
           <w:p>
@@ -1838,33 +2120,6 @@
               <w:rPr>
                 <w:sz w:val="18"/>
               </w:rPr>
-              <w:t>Квартира</w:t>
-            </w:r>
-          </w:p>
-        </w:tc>
-        <w:tc>
-          <w:tcPr>
-            <w:tcW w:type="dxa" w:w="3118"/>
-          </w:tcPr>
-          <w:p>
-            <w:r>
-              <w:rPr>
-                <w:sz w:val="18"/>
-              </w:rPr>
-              <w:t>#fFlat</w:t>
-            </w:r>
-          </w:p>
-        </w:tc>
-        <w:tc>
-          <w:tcPr>
-            <w:tcW w:type="dxa" w:w="1984"/>
-          </w:tcPr>
-          <w:p>
-            <w:r>
-              <w:rPr>
-                <w:sz w:val="18"/>
-              </w:rPr>
-              <w:t>текст</w:t>
             </w:r>
           </w:p>
         </w:tc>
@@ -1872,6 +2127,32 @@
       <w:tr>
         <w:tc>
           <w:tcPr>
+            <w:tcW w:type="dxa" w:w="3118"/>
+          </w:tcPr>
+          <w:p>
+            <w:r>
+              <w:rPr>
+                <w:sz w:val="18"/>
+              </w:rPr>
+              <w:t>GPS-координаты</w:t>
+            </w:r>
+          </w:p>
+        </w:tc>
+        <w:tc>
+          <w:tcPr>
+            <w:tcW w:type="dxa" w:w="1984"/>
+          </w:tcPr>
+          <w:p>
+            <w:r>
+              <w:rPr>
+                <w:sz w:val="18"/>
+              </w:rPr>
+              <w:t>текст</w:t>
+            </w:r>
+          </w:p>
+        </w:tc>
+        <w:tc>
+          <w:tcPr>
             <w:tcW w:type="dxa" w:w="4535"/>
           </w:tcPr>
           <w:p>
@@ -1879,33 +2160,7 @@
               <w:rPr>
                 <w:sz w:val="18"/>
               </w:rPr>
-              <w:t>GPS-координаты</w:t>
-            </w:r>
-          </w:p>
-        </w:tc>
-        <w:tc>
-          <w:tcPr>
-            <w:tcW w:type="dxa" w:w="3118"/>
-          </w:tcPr>
-          <w:p>
-            <w:r>
-              <w:rPr>
-                <w:sz w:val="18"/>
-              </w:rPr>
-              <w:t>#fGps</w:t>
-            </w:r>
-          </w:p>
-        </w:tc>
-        <w:tc>
-          <w:tcPr>
-            <w:tcW w:type="dxa" w:w="1984"/>
-          </w:tcPr>
-          <w:p>
-            <w:r>
-              <w:rPr>
-                <w:sz w:val="18"/>
-              </w:rPr>
-              <w:t>текст</w:t>
+              <w:t>впоследствии заполняется автоматически</w:t>
             </w:r>
           </w:p>
         </w:tc>
@@ -1913,6 +2168,32 @@
       <w:tr>
         <w:tc>
           <w:tcPr>
+            <w:tcW w:type="dxa" w:w="3118"/>
+          </w:tcPr>
+          <w:p>
+            <w:r>
+              <w:rPr>
+                <w:sz w:val="18"/>
+              </w:rPr>
+              <w:t>Адрес записи</w:t>
+            </w:r>
+          </w:p>
+        </w:tc>
+        <w:tc>
+          <w:tcPr>
+            <w:tcW w:type="dxa" w:w="1984"/>
+          </w:tcPr>
+          <w:p>
+            <w:r>
+              <w:rPr>
+                <w:sz w:val="18"/>
+              </w:rPr>
+              <w:t>текст многострочный</w:t>
+            </w:r>
+          </w:p>
+        </w:tc>
+        <w:tc>
+          <w:tcPr>
             <w:tcW w:type="dxa" w:w="4535"/>
           </w:tcPr>
           <w:p>
@@ -1920,33 +2201,7 @@
               <w:rPr>
                 <w:sz w:val="18"/>
               </w:rPr>
-              <w:t>Адрес записи</w:t>
-            </w:r>
-          </w:p>
-        </w:tc>
-        <w:tc>
-          <w:tcPr>
-            <w:tcW w:type="dxa" w:w="3118"/>
-          </w:tcPr>
-          <w:p>
-            <w:r>
-              <w:rPr>
-                <w:sz w:val="18"/>
-              </w:rPr>
-              <w:t>#fAddress</w:t>
-            </w:r>
-          </w:p>
-        </w:tc>
-        <w:tc>
-          <w:tcPr>
-            <w:tcW w:type="dxa" w:w="1984"/>
-          </w:tcPr>
-          <w:p>
-            <w:r>
-              <w:rPr>
-                <w:sz w:val="18"/>
-              </w:rPr>
-              <w:t>текст многострочный</w:t>
+              <w:t>собирается из полей выше; вставленный адрес разбирается по частям</w:t>
             </w:r>
           </w:p>
         </w:tc>
@@ -1975,6 +2230,34 @@
       <w:tr>
         <w:tc>
           <w:tcPr>
+            <w:tcW w:type="dxa" w:w="3118"/>
+          </w:tcPr>
+          <w:p>
+            <w:r>
+              <w:rPr>
+                <w:b/>
+                <w:sz w:val="18"/>
+              </w:rPr>
+              <w:t>Поле</w:t>
+            </w:r>
+          </w:p>
+        </w:tc>
+        <w:tc>
+          <w:tcPr>
+            <w:tcW w:type="dxa" w:w="1984"/>
+          </w:tcPr>
+          <w:p>
+            <w:r>
+              <w:rPr>
+                <w:b/>
+                <w:sz w:val="18"/>
+              </w:rPr>
+              <w:t>Тип значения</w:t>
+            </w:r>
+          </w:p>
+        </w:tc>
+        <w:tc>
+          <w:tcPr>
             <w:tcW w:type="dxa" w:w="4535"/>
           </w:tcPr>
           <w:p>
@@ -1983,35 +2266,7 @@
                 <w:b/>
                 <w:sz w:val="18"/>
               </w:rPr>
-              <w:t>Поле</w:t>
-            </w:r>
-          </w:p>
-        </w:tc>
-        <w:tc>
-          <w:tcPr>
-            <w:tcW w:type="dxa" w:w="3118"/>
-          </w:tcPr>
-          <w:p>
-            <w:r>
-              <w:rPr>
-                <w:b/>
-                <w:sz w:val="18"/>
-              </w:rPr>
-              <w:t>Ключ</w:t>
-            </w:r>
-          </w:p>
-        </w:tc>
-        <w:tc>
-          <w:tcPr>
-            <w:tcW w:type="dxa" w:w="1984"/>
-          </w:tcPr>
-          <w:p>
-            <w:r>
-              <w:rPr>
-                <w:b/>
-                <w:sz w:val="18"/>
-              </w:rPr>
-              <w:t>Вид</w:t>
+              <w:t>Описание</w:t>
             </w:r>
           </w:p>
         </w:tc>
@@ -2019,6 +2274,32 @@
       <w:tr>
         <w:tc>
           <w:tcPr>
+            <w:tcW w:type="dxa" w:w="3118"/>
+          </w:tcPr>
+          <w:p>
+            <w:r>
+              <w:rPr>
+                <w:sz w:val="18"/>
+              </w:rPr>
+              <w:t>Имущественный комплекс — разрешить добавление ТС и механизмов в состав ОЦ</w:t>
+            </w:r>
+          </w:p>
+        </w:tc>
+        <w:tc>
+          <w:tcPr>
+            <w:tcW w:type="dxa" w:w="1984"/>
+          </w:tcPr>
+          <w:p>
+            <w:r>
+              <w:rPr>
+                <w:sz w:val="18"/>
+              </w:rPr>
+              <w:t>отметка</w:t>
+            </w:r>
+          </w:p>
+        </w:tc>
+        <w:tc>
+          <w:tcPr>
             <w:tcW w:type="dxa" w:w="4535"/>
           </w:tcPr>
           <w:p>
@@ -2026,33 +2307,6 @@
               <w:rPr>
                 <w:sz w:val="18"/>
               </w:rPr>
-              <w:t>Имущественный комплекс — разрешить добавление ТС и механизмов в состав ОЦ</w:t>
-            </w:r>
-          </w:p>
-        </w:tc>
-        <w:tc>
-          <w:tcPr>
-            <w:tcW w:type="dxa" w:w="3118"/>
-          </w:tcPr>
-          <w:p>
-            <w:r>
-              <w:rPr>
-                <w:sz w:val="18"/>
-              </w:rPr>
-              <w:t>#fComplex</w:t>
-            </w:r>
-          </w:p>
-        </w:tc>
-        <w:tc>
-          <w:tcPr>
-            <w:tcW w:type="dxa" w:w="1984"/>
-          </w:tcPr>
-          <w:p>
-            <w:r>
-              <w:rPr>
-                <w:sz w:val="18"/>
-              </w:rPr>
-              <w:t>отметка</w:t>
             </w:r>
           </w:p>
         </w:tc>
@@ -2081,6 +2335,34 @@
       <w:tr>
         <w:tc>
           <w:tcPr>
+            <w:tcW w:type="dxa" w:w="3118"/>
+          </w:tcPr>
+          <w:p>
+            <w:r>
+              <w:rPr>
+                <w:b/>
+                <w:sz w:val="18"/>
+              </w:rPr>
+              <w:t>Поле</w:t>
+            </w:r>
+          </w:p>
+        </w:tc>
+        <w:tc>
+          <w:tcPr>
+            <w:tcW w:type="dxa" w:w="1984"/>
+          </w:tcPr>
+          <w:p>
+            <w:r>
+              <w:rPr>
+                <w:b/>
+                <w:sz w:val="18"/>
+              </w:rPr>
+              <w:t>Тип значения</w:t>
+            </w:r>
+          </w:p>
+        </w:tc>
+        <w:tc>
+          <w:tcPr>
             <w:tcW w:type="dxa" w:w="4535"/>
           </w:tcPr>
           <w:p>
@@ -2089,35 +2371,7 @@
                 <w:b/>
                 <w:sz w:val="18"/>
               </w:rPr>
-              <w:t>Поле</w:t>
-            </w:r>
-          </w:p>
-        </w:tc>
-        <w:tc>
-          <w:tcPr>
-            <w:tcW w:type="dxa" w:w="3118"/>
-          </w:tcPr>
-          <w:p>
-            <w:r>
-              <w:rPr>
-                <w:b/>
-                <w:sz w:val="18"/>
-              </w:rPr>
-              <w:t>Ключ</w:t>
-            </w:r>
-          </w:p>
-        </w:tc>
-        <w:tc>
-          <w:tcPr>
-            <w:tcW w:type="dxa" w:w="1984"/>
-          </w:tcPr>
-          <w:p>
-            <w:r>
-              <w:rPr>
-                <w:b/>
-                <w:sz w:val="18"/>
-              </w:rPr>
-              <w:t>Вид</w:t>
+              <w:t>Описание</w:t>
             </w:r>
           </w:p>
         </w:tc>
@@ -2125,6 +2379,32 @@
       <w:tr>
         <w:tc>
           <w:tcPr>
+            <w:tcW w:type="dxa" w:w="3118"/>
+          </w:tcPr>
+          <w:p>
+            <w:r>
+              <w:rPr>
+                <w:sz w:val="18"/>
+              </w:rPr>
+              <w:t>Наименование</w:t>
+            </w:r>
+          </w:p>
+        </w:tc>
+        <w:tc>
+          <w:tcPr>
+            <w:tcW w:type="dxa" w:w="1984"/>
+          </w:tcPr>
+          <w:p>
+            <w:r>
+              <w:rPr>
+                <w:sz w:val="18"/>
+              </w:rPr>
+              <w:t>текст</w:t>
+            </w:r>
+          </w:p>
+        </w:tc>
+        <w:tc>
+          <w:tcPr>
             <w:tcW w:type="dxa" w:w="4535"/>
           </w:tcPr>
           <w:p>
@@ -2132,33 +2412,6 @@
               <w:rPr>
                 <w:sz w:val="18"/>
               </w:rPr>
-              <w:t>Наименование</w:t>
-            </w:r>
-          </w:p>
-        </w:tc>
-        <w:tc>
-          <w:tcPr>
-            <w:tcW w:type="dxa" w:w="3118"/>
-          </w:tcPr>
-          <w:p>
-            <w:r>
-              <w:rPr>
-                <w:sz w:val="18"/>
-              </w:rPr>
-              <w:t>pt-name</w:t>
-            </w:r>
-          </w:p>
-        </w:tc>
-        <w:tc>
-          <w:tcPr>
-            <w:tcW w:type="dxa" w:w="1984"/>
-          </w:tcPr>
-          <w:p>
-            <w:r>
-              <w:rPr>
-                <w:sz w:val="18"/>
-              </w:rPr>
-              <w:t>текст</w:t>
             </w:r>
           </w:p>
         </w:tc>
@@ -2166,6 +2419,32 @@
       <w:tr>
         <w:tc>
           <w:tcPr>
+            <w:tcW w:type="dxa" w:w="3118"/>
+          </w:tcPr>
+          <w:p>
+            <w:r>
+              <w:rPr>
+                <w:sz w:val="18"/>
+              </w:rPr>
+              <w:t>Доля — процентом или дробью</w:t>
+            </w:r>
+          </w:p>
+        </w:tc>
+        <w:tc>
+          <w:tcPr>
+            <w:tcW w:type="dxa" w:w="1984"/>
+          </w:tcPr>
+          <w:p>
+            <w:r>
+              <w:rPr>
+                <w:sz w:val="18"/>
+              </w:rPr>
+              <w:t>текст</w:t>
+            </w:r>
+          </w:p>
+        </w:tc>
+        <w:tc>
+          <w:tcPr>
             <w:tcW w:type="dxa" w:w="4535"/>
           </w:tcPr>
           <w:p>
@@ -2173,33 +2452,7 @@
               <w:rPr>
                 <w:sz w:val="18"/>
               </w:rPr>
-              <w:t>Доля — процентом или дробью</w:t>
-            </w:r>
-          </w:p>
-        </w:tc>
-        <w:tc>
-          <w:tcPr>
-            <w:tcW w:type="dxa" w:w="3118"/>
-          </w:tcPr>
-          <w:p>
-            <w:r>
-              <w:rPr>
-                <w:sz w:val="18"/>
-              </w:rPr>
-              <w:t>pt-share</w:t>
-            </w:r>
-          </w:p>
-        </w:tc>
-        <w:tc>
-          <w:tcPr>
-            <w:tcW w:type="dxa" w:w="1984"/>
-          </w:tcPr>
-          <w:p>
-            <w:r>
-              <w:rPr>
-                <w:sz w:val="18"/>
-              </w:rPr>
-              <w:t>текст</w:t>
+              <w:t>Процентом («50», «33,3»), дробью («1/2», «2/3») или единицей — вся доля целиком</w:t>
             </w:r>
           </w:p>
         </w:tc>
@@ -2207,6 +2460,32 @@
       <w:tr>
         <w:tc>
           <w:tcPr>
+            <w:tcW w:type="dxa" w:w="3118"/>
+          </w:tcPr>
+          <w:p>
+            <w:r>
+              <w:rPr>
+                <w:sz w:val="18"/>
+              </w:rPr>
+              <w:t>Документ, по которому указана доля</w:t>
+            </w:r>
+          </w:p>
+        </w:tc>
+        <w:tc>
+          <w:tcPr>
+            <w:tcW w:type="dxa" w:w="1984"/>
+          </w:tcPr>
+          <w:p>
+            <w:r>
+              <w:rPr>
+                <w:sz w:val="18"/>
+              </w:rPr>
+              <w:t>текст</w:t>
+            </w:r>
+          </w:p>
+        </w:tc>
+        <w:tc>
+          <w:tcPr>
             <w:tcW w:type="dxa" w:w="4535"/>
           </w:tcPr>
           <w:p>
@@ -2214,33 +2493,7 @@
               <w:rPr>
                 <w:sz w:val="18"/>
               </w:rPr>
-              <w:t>Документ, по которому указана доля</w:t>
-            </w:r>
-          </w:p>
-        </w:tc>
-        <w:tc>
-          <w:tcPr>
-            <w:tcW w:type="dxa" w:w="3118"/>
-          </w:tcPr>
-          <w:p>
-            <w:r>
-              <w:rPr>
-                <w:sz w:val="18"/>
-              </w:rPr>
-              <w:t>pt-pud</w:t>
-            </w:r>
-          </w:p>
-        </w:tc>
-        <w:tc>
-          <w:tcPr>
-            <w:tcW w:type="dxa" w:w="1984"/>
-          </w:tcPr>
-          <w:p>
-            <w:r>
-              <w:rPr>
-                <w:sz w:val="18"/>
-              </w:rPr>
-              <w:t>текст</w:t>
+              <w:t>Документ, по которому указана доля. Начните вводить — предложим уже прикреплённые</w:t>
             </w:r>
           </w:p>
         </w:tc>
@@ -2248,6 +2501,32 @@
       <w:tr>
         <w:tc>
           <w:tcPr>
+            <w:tcW w:type="dxa" w:w="3118"/>
+          </w:tcPr>
+          <w:p>
+            <w:r>
+              <w:rPr>
+                <w:sz w:val="18"/>
+              </w:rPr>
+              <w:t>Ответственный от гос. учреждения</w:t>
+            </w:r>
+          </w:p>
+        </w:tc>
+        <w:tc>
+          <w:tcPr>
+            <w:tcW w:type="dxa" w:w="1984"/>
+          </w:tcPr>
+          <w:p>
+            <w:r>
+              <w:rPr>
+                <w:sz w:val="18"/>
+              </w:rPr>
+              <w:t>список</w:t>
+            </w:r>
+          </w:p>
+        </w:tc>
+        <w:tc>
+          <w:tcPr>
             <w:tcW w:type="dxa" w:w="4535"/>
           </w:tcPr>
           <w:p>
@@ -2255,33 +2534,6 @@
               <w:rPr>
                 <w:sz w:val="18"/>
               </w:rPr>
-              <w:t>Ответственный от гос. учреждения</w:t>
-            </w:r>
-          </w:p>
-        </w:tc>
-        <w:tc>
-          <w:tcPr>
-            <w:tcW w:type="dxa" w:w="3118"/>
-          </w:tcPr>
-          <w:p>
-            <w:r>
-              <w:rPr>
-                <w:sz w:val="18"/>
-              </w:rPr>
-              <w:t>#resp-gov</w:t>
-            </w:r>
-          </w:p>
-        </w:tc>
-        <w:tc>
-          <w:tcPr>
-            <w:tcW w:type="dxa" w:w="1984"/>
-          </w:tcPr>
-          <w:p>
-            <w:r>
-              <w:rPr>
-                <w:sz w:val="18"/>
-              </w:rPr>
-              <w:t>список</w:t>
             </w:r>
           </w:p>
         </w:tc>
@@ -2289,6 +2541,32 @@
       <w:tr>
         <w:tc>
           <w:tcPr>
+            <w:tcW w:type="dxa" w:w="3118"/>
+          </w:tcPr>
+          <w:p>
+            <w:r>
+              <w:rPr>
+                <w:sz w:val="18"/>
+              </w:rPr>
+              <w:t>Оператор ЦОД</w:t>
+            </w:r>
+          </w:p>
+        </w:tc>
+        <w:tc>
+          <w:tcPr>
+            <w:tcW w:type="dxa" w:w="1984"/>
+          </w:tcPr>
+          <w:p>
+            <w:r>
+              <w:rPr>
+                <w:sz w:val="18"/>
+              </w:rPr>
+              <w:t>список</w:t>
+            </w:r>
+          </w:p>
+        </w:tc>
+        <w:tc>
+          <w:tcPr>
             <w:tcW w:type="dxa" w:w="4535"/>
           </w:tcPr>
           <w:p>
@@ -2296,33 +2574,6 @@
               <w:rPr>
                 <w:sz w:val="18"/>
               </w:rPr>
-              <w:t>Оператор ЦОД</w:t>
-            </w:r>
-          </w:p>
-        </w:tc>
-        <w:tc>
-          <w:tcPr>
-            <w:tcW w:type="dxa" w:w="3118"/>
-          </w:tcPr>
-          <w:p>
-            <w:r>
-              <w:rPr>
-                <w:sz w:val="18"/>
-              </w:rPr>
-              <w:t>#resp-cod</w:t>
-            </w:r>
-          </w:p>
-        </w:tc>
-        <w:tc>
-          <w:tcPr>
-            <w:tcW w:type="dxa" w:w="1984"/>
-          </w:tcPr>
-          <w:p>
-            <w:r>
-              <w:rPr>
-                <w:sz w:val="18"/>
-              </w:rPr>
-              <w:t>список</w:t>
             </w:r>
           </w:p>
         </w:tc>
@@ -2330,6 +2581,32 @@
       <w:tr>
         <w:tc>
           <w:tcPr>
+            <w:tcW w:type="dxa" w:w="3118"/>
+          </w:tcPr>
+          <w:p>
+            <w:r>
+              <w:rPr>
+                <w:sz w:val="18"/>
+              </w:rPr>
+              <w:t>Оценщик</w:t>
+            </w:r>
+          </w:p>
+        </w:tc>
+        <w:tc>
+          <w:tcPr>
+            <w:tcW w:type="dxa" w:w="1984"/>
+          </w:tcPr>
+          <w:p>
+            <w:r>
+              <w:rPr>
+                <w:sz w:val="18"/>
+              </w:rPr>
+              <w:t>список</w:t>
+            </w:r>
+          </w:p>
+        </w:tc>
+        <w:tc>
+          <w:tcPr>
             <w:tcW w:type="dxa" w:w="4535"/>
           </w:tcPr>
           <w:p>
@@ -2337,33 +2614,6 @@
               <w:rPr>
                 <w:sz w:val="18"/>
               </w:rPr>
-              <w:t>Оценщик</w:t>
-            </w:r>
-          </w:p>
-        </w:tc>
-        <w:tc>
-          <w:tcPr>
-            <w:tcW w:type="dxa" w:w="3118"/>
-          </w:tcPr>
-          <w:p>
-            <w:r>
-              <w:rPr>
-                <w:sz w:val="18"/>
-              </w:rPr>
-              <w:t>#resp-appr</w:t>
-            </w:r>
-          </w:p>
-        </w:tc>
-        <w:tc>
-          <w:tcPr>
-            <w:tcW w:type="dxa" w:w="1984"/>
-          </w:tcPr>
-          <w:p>
-            <w:r>
-              <w:rPr>
-                <w:sz w:val="18"/>
-              </w:rPr>
-              <w:t>список</w:t>
             </w:r>
           </w:p>
         </w:tc>
@@ -2371,6 +2621,32 @@
       <w:tr>
         <w:tc>
           <w:tcPr>
+            <w:tcW w:type="dxa" w:w="3118"/>
+          </w:tcPr>
+          <w:p>
+            <w:r>
+              <w:rPr>
+                <w:sz w:val="18"/>
+              </w:rPr>
+              <w:t>Осмотрщик</w:t>
+            </w:r>
+          </w:p>
+        </w:tc>
+        <w:tc>
+          <w:tcPr>
+            <w:tcW w:type="dxa" w:w="1984"/>
+          </w:tcPr>
+          <w:p>
+            <w:r>
+              <w:rPr>
+                <w:sz w:val="18"/>
+              </w:rPr>
+              <w:t>список</w:t>
+            </w:r>
+          </w:p>
+        </w:tc>
+        <w:tc>
+          <w:tcPr>
             <w:tcW w:type="dxa" w:w="4535"/>
           </w:tcPr>
           <w:p>
@@ -2378,33 +2654,6 @@
               <w:rPr>
                 <w:sz w:val="18"/>
               </w:rPr>
-              <w:t>Осмотрщик</w:t>
-            </w:r>
-          </w:p>
-        </w:tc>
-        <w:tc>
-          <w:tcPr>
-            <w:tcW w:type="dxa" w:w="3118"/>
-          </w:tcPr>
-          <w:p>
-            <w:r>
-              <w:rPr>
-                <w:sz w:val="18"/>
-              </w:rPr>
-              <w:t>#resp-insp</w:t>
-            </w:r>
-          </w:p>
-        </w:tc>
-        <w:tc>
-          <w:tcPr>
-            <w:tcW w:type="dxa" w:w="1984"/>
-          </w:tcPr>
-          <w:p>
-            <w:r>
-              <w:rPr>
-                <w:sz w:val="18"/>
-              </w:rPr>
-              <w:t>список</w:t>
             </w:r>
           </w:p>
         </w:tc>
@@ -2416,7 +2665,7 @@
         <w:pStyle w:val="Heading2"/>
       </w:pPr>
       <w:r>
-        <w:t>2.2. Блоки карточки</w:t>
+        <w:t>Глава 2.2. Блоки карточки</w:t>
       </w:r>
     </w:p>
     <w:p>
@@ -2441,6 +2690,34 @@
       <w:tr>
         <w:tc>
           <w:tcPr>
+            <w:tcW w:type="dxa" w:w="3118"/>
+          </w:tcPr>
+          <w:p>
+            <w:r>
+              <w:rPr>
+                <w:b/>
+                <w:sz w:val="18"/>
+              </w:rPr>
+              <w:t>Поле</w:t>
+            </w:r>
+          </w:p>
+        </w:tc>
+        <w:tc>
+          <w:tcPr>
+            <w:tcW w:type="dxa" w:w="1984"/>
+          </w:tcPr>
+          <w:p>
+            <w:r>
+              <w:rPr>
+                <w:b/>
+                <w:sz w:val="18"/>
+              </w:rPr>
+              <w:t>Тип значения</w:t>
+            </w:r>
+          </w:p>
+        </w:tc>
+        <w:tc>
+          <w:tcPr>
             <w:tcW w:type="dxa" w:w="4535"/>
           </w:tcPr>
           <w:p>
@@ -2449,35 +2726,7 @@
                 <w:b/>
                 <w:sz w:val="18"/>
               </w:rPr>
-              <w:t>Поле</w:t>
-            </w:r>
-          </w:p>
-        </w:tc>
-        <w:tc>
-          <w:tcPr>
-            <w:tcW w:type="dxa" w:w="3118"/>
-          </w:tcPr>
-          <w:p>
-            <w:r>
-              <w:rPr>
-                <w:b/>
-                <w:sz w:val="18"/>
-              </w:rPr>
-              <w:t>Ключ</w:t>
-            </w:r>
-          </w:p>
-        </w:tc>
-        <w:tc>
-          <w:tcPr>
-            <w:tcW w:type="dxa" w:w="1984"/>
-          </w:tcPr>
-          <w:p>
-            <w:r>
-              <w:rPr>
-                <w:b/>
-                <w:sz w:val="18"/>
-              </w:rPr>
-              <w:t>Вид</w:t>
+              <w:t>Описание</w:t>
             </w:r>
           </w:p>
         </w:tc>
@@ -2485,6 +2734,32 @@
       <w:tr>
         <w:tc>
           <w:tcPr>
+            <w:tcW w:type="dxa" w:w="3118"/>
+          </w:tcPr>
+          <w:p>
+            <w:r>
+              <w:rPr>
+                <w:sz w:val="18"/>
+              </w:rPr>
+              <w:t>Наименование</w:t>
+            </w:r>
+          </w:p>
+        </w:tc>
+        <w:tc>
+          <w:tcPr>
+            <w:tcW w:type="dxa" w:w="1984"/>
+          </w:tcPr>
+          <w:p>
+            <w:r>
+              <w:rPr>
+                <w:sz w:val="18"/>
+              </w:rPr>
+              <w:t>текст</w:t>
+            </w:r>
+          </w:p>
+        </w:tc>
+        <w:tc>
+          <w:tcPr>
             <w:tcW w:type="dxa" w:w="4535"/>
           </w:tcPr>
           <w:p>
@@ -2492,33 +2767,6 @@
               <w:rPr>
                 <w:sz w:val="18"/>
               </w:rPr>
-              <w:t>Наименование</w:t>
-            </w:r>
-          </w:p>
-        </w:tc>
-        <w:tc>
-          <w:tcPr>
-            <w:tcW w:type="dxa" w:w="3118"/>
-          </w:tcPr>
-          <w:p>
-            <w:r>
-              <w:rPr>
-                <w:sz w:val="18"/>
-              </w:rPr>
-              <w:t>pt-name</w:t>
-            </w:r>
-          </w:p>
-        </w:tc>
-        <w:tc>
-          <w:tcPr>
-            <w:tcW w:type="dxa" w:w="1984"/>
-          </w:tcPr>
-          <w:p>
-            <w:r>
-              <w:rPr>
-                <w:sz w:val="18"/>
-              </w:rPr>
-              <w:t>текст</w:t>
             </w:r>
           </w:p>
         </w:tc>
@@ -2526,6 +2774,32 @@
       <w:tr>
         <w:tc>
           <w:tcPr>
+            <w:tcW w:type="dxa" w:w="3118"/>
+          </w:tcPr>
+          <w:p>
+            <w:r>
+              <w:rPr>
+                <w:sz w:val="18"/>
+              </w:rPr>
+              <w:t>Доля — процентом или дробью</w:t>
+            </w:r>
+          </w:p>
+        </w:tc>
+        <w:tc>
+          <w:tcPr>
+            <w:tcW w:type="dxa" w:w="1984"/>
+          </w:tcPr>
+          <w:p>
+            <w:r>
+              <w:rPr>
+                <w:sz w:val="18"/>
+              </w:rPr>
+              <w:t>текст</w:t>
+            </w:r>
+          </w:p>
+        </w:tc>
+        <w:tc>
+          <w:tcPr>
             <w:tcW w:type="dxa" w:w="4535"/>
           </w:tcPr>
           <w:p>
@@ -2533,33 +2807,7 @@
               <w:rPr>
                 <w:sz w:val="18"/>
               </w:rPr>
-              <w:t>Доля — процентом или дробью</w:t>
-            </w:r>
-          </w:p>
-        </w:tc>
-        <w:tc>
-          <w:tcPr>
-            <w:tcW w:type="dxa" w:w="3118"/>
-          </w:tcPr>
-          <w:p>
-            <w:r>
-              <w:rPr>
-                <w:sz w:val="18"/>
-              </w:rPr>
-              <w:t>pt-share</w:t>
-            </w:r>
-          </w:p>
-        </w:tc>
-        <w:tc>
-          <w:tcPr>
-            <w:tcW w:type="dxa" w:w="1984"/>
-          </w:tcPr>
-          <w:p>
-            <w:r>
-              <w:rPr>
-                <w:sz w:val="18"/>
-              </w:rPr>
-              <w:t>текст</w:t>
+              <w:t>Процентом («50», «33,3»), дробью («1/2», «2/3») или единицей — вся доля целиком</w:t>
             </w:r>
           </w:p>
         </w:tc>
@@ -2567,6 +2815,32 @@
       <w:tr>
         <w:tc>
           <w:tcPr>
+            <w:tcW w:type="dxa" w:w="3118"/>
+          </w:tcPr>
+          <w:p>
+            <w:r>
+              <w:rPr>
+                <w:sz w:val="18"/>
+              </w:rPr>
+              <w:t>Документ, по которому указана доля</w:t>
+            </w:r>
+          </w:p>
+        </w:tc>
+        <w:tc>
+          <w:tcPr>
+            <w:tcW w:type="dxa" w:w="1984"/>
+          </w:tcPr>
+          <w:p>
+            <w:r>
+              <w:rPr>
+                <w:sz w:val="18"/>
+              </w:rPr>
+              <w:t>текст</w:t>
+            </w:r>
+          </w:p>
+        </w:tc>
+        <w:tc>
+          <w:tcPr>
             <w:tcW w:type="dxa" w:w="4535"/>
           </w:tcPr>
           <w:p>
@@ -2574,33 +2848,7 @@
               <w:rPr>
                 <w:sz w:val="18"/>
               </w:rPr>
-              <w:t>Документ, по которому указана доля</w:t>
-            </w:r>
-          </w:p>
-        </w:tc>
-        <w:tc>
-          <w:tcPr>
-            <w:tcW w:type="dxa" w:w="3118"/>
-          </w:tcPr>
-          <w:p>
-            <w:r>
-              <w:rPr>
-                <w:sz w:val="18"/>
-              </w:rPr>
-              <w:t>pt-pud</w:t>
-            </w:r>
-          </w:p>
-        </w:tc>
-        <w:tc>
-          <w:tcPr>
-            <w:tcW w:type="dxa" w:w="1984"/>
-          </w:tcPr>
-          <w:p>
-            <w:r>
-              <w:rPr>
-                <w:sz w:val="18"/>
-              </w:rPr>
-              <w:t>текст</w:t>
+              <w:t>Документ, по которому указана доля. Начните вводить — предложим уже прикреплённые</w:t>
             </w:r>
           </w:p>
         </w:tc>
@@ -2608,6 +2856,32 @@
       <w:tr>
         <w:tc>
           <w:tcPr>
+            <w:tcW w:type="dxa" w:w="3118"/>
+          </w:tcPr>
+          <w:p>
+            <w:r>
+              <w:rPr>
+                <w:sz w:val="18"/>
+              </w:rPr>
+              <w:t>Ответственный от гос. учреждения</w:t>
+            </w:r>
+          </w:p>
+        </w:tc>
+        <w:tc>
+          <w:tcPr>
+            <w:tcW w:type="dxa" w:w="1984"/>
+          </w:tcPr>
+          <w:p>
+            <w:r>
+              <w:rPr>
+                <w:sz w:val="18"/>
+              </w:rPr>
+              <w:t>список</w:t>
+            </w:r>
+          </w:p>
+        </w:tc>
+        <w:tc>
+          <w:tcPr>
             <w:tcW w:type="dxa" w:w="4535"/>
           </w:tcPr>
           <w:p>
@@ -2615,33 +2889,6 @@
               <w:rPr>
                 <w:sz w:val="18"/>
               </w:rPr>
-              <w:t>Ответственный от гос. учреждения</w:t>
-            </w:r>
-          </w:p>
-        </w:tc>
-        <w:tc>
-          <w:tcPr>
-            <w:tcW w:type="dxa" w:w="3118"/>
-          </w:tcPr>
-          <w:p>
-            <w:r>
-              <w:rPr>
-                <w:sz w:val="18"/>
-              </w:rPr>
-              <w:t>#resp-gov</w:t>
-            </w:r>
-          </w:p>
-        </w:tc>
-        <w:tc>
-          <w:tcPr>
-            <w:tcW w:type="dxa" w:w="1984"/>
-          </w:tcPr>
-          <w:p>
-            <w:r>
-              <w:rPr>
-                <w:sz w:val="18"/>
-              </w:rPr>
-              <w:t>список</w:t>
             </w:r>
           </w:p>
         </w:tc>
@@ -2649,6 +2896,32 @@
       <w:tr>
         <w:tc>
           <w:tcPr>
+            <w:tcW w:type="dxa" w:w="3118"/>
+          </w:tcPr>
+          <w:p>
+            <w:r>
+              <w:rPr>
+                <w:sz w:val="18"/>
+              </w:rPr>
+              <w:t>Оператор ЦОД</w:t>
+            </w:r>
+          </w:p>
+        </w:tc>
+        <w:tc>
+          <w:tcPr>
+            <w:tcW w:type="dxa" w:w="1984"/>
+          </w:tcPr>
+          <w:p>
+            <w:r>
+              <w:rPr>
+                <w:sz w:val="18"/>
+              </w:rPr>
+              <w:t>список</w:t>
+            </w:r>
+          </w:p>
+        </w:tc>
+        <w:tc>
+          <w:tcPr>
             <w:tcW w:type="dxa" w:w="4535"/>
           </w:tcPr>
           <w:p>
@@ -2656,33 +2929,6 @@
               <w:rPr>
                 <w:sz w:val="18"/>
               </w:rPr>
-              <w:t>Оператор ЦОД</w:t>
-            </w:r>
-          </w:p>
-        </w:tc>
-        <w:tc>
-          <w:tcPr>
-            <w:tcW w:type="dxa" w:w="3118"/>
-          </w:tcPr>
-          <w:p>
-            <w:r>
-              <w:rPr>
-                <w:sz w:val="18"/>
-              </w:rPr>
-              <w:t>#resp-cod</w:t>
-            </w:r>
-          </w:p>
-        </w:tc>
-        <w:tc>
-          <w:tcPr>
-            <w:tcW w:type="dxa" w:w="1984"/>
-          </w:tcPr>
-          <w:p>
-            <w:r>
-              <w:rPr>
-                <w:sz w:val="18"/>
-              </w:rPr>
-              <w:t>список</w:t>
             </w:r>
           </w:p>
         </w:tc>
@@ -2690,6 +2936,32 @@
       <w:tr>
         <w:tc>
           <w:tcPr>
+            <w:tcW w:type="dxa" w:w="3118"/>
+          </w:tcPr>
+          <w:p>
+            <w:r>
+              <w:rPr>
+                <w:sz w:val="18"/>
+              </w:rPr>
+              <w:t>Оценщик</w:t>
+            </w:r>
+          </w:p>
+        </w:tc>
+        <w:tc>
+          <w:tcPr>
+            <w:tcW w:type="dxa" w:w="1984"/>
+          </w:tcPr>
+          <w:p>
+            <w:r>
+              <w:rPr>
+                <w:sz w:val="18"/>
+              </w:rPr>
+              <w:t>список</w:t>
+            </w:r>
+          </w:p>
+        </w:tc>
+        <w:tc>
+          <w:tcPr>
             <w:tcW w:type="dxa" w:w="4535"/>
           </w:tcPr>
           <w:p>
@@ -2697,33 +2969,6 @@
               <w:rPr>
                 <w:sz w:val="18"/>
               </w:rPr>
-              <w:t>Оценщик</w:t>
-            </w:r>
-          </w:p>
-        </w:tc>
-        <w:tc>
-          <w:tcPr>
-            <w:tcW w:type="dxa" w:w="3118"/>
-          </w:tcPr>
-          <w:p>
-            <w:r>
-              <w:rPr>
-                <w:sz w:val="18"/>
-              </w:rPr>
-              <w:t>#resp-appr</w:t>
-            </w:r>
-          </w:p>
-        </w:tc>
-        <w:tc>
-          <w:tcPr>
-            <w:tcW w:type="dxa" w:w="1984"/>
-          </w:tcPr>
-          <w:p>
-            <w:r>
-              <w:rPr>
-                <w:sz w:val="18"/>
-              </w:rPr>
-              <w:t>список</w:t>
             </w:r>
           </w:p>
         </w:tc>
@@ -2731,6 +2976,32 @@
       <w:tr>
         <w:tc>
           <w:tcPr>
+            <w:tcW w:type="dxa" w:w="3118"/>
+          </w:tcPr>
+          <w:p>
+            <w:r>
+              <w:rPr>
+                <w:sz w:val="18"/>
+              </w:rPr>
+              <w:t>Осмотрщик</w:t>
+            </w:r>
+          </w:p>
+        </w:tc>
+        <w:tc>
+          <w:tcPr>
+            <w:tcW w:type="dxa" w:w="1984"/>
+          </w:tcPr>
+          <w:p>
+            <w:r>
+              <w:rPr>
+                <w:sz w:val="18"/>
+              </w:rPr>
+              <w:t>список</w:t>
+            </w:r>
+          </w:p>
+        </w:tc>
+        <w:tc>
+          <w:tcPr>
             <w:tcW w:type="dxa" w:w="4535"/>
           </w:tcPr>
           <w:p>
@@ -2738,45 +3009,23 @@
               <w:rPr>
                 <w:sz w:val="18"/>
               </w:rPr>
-              <w:t>Осмотрщик</w:t>
-            </w:r>
-          </w:p>
-        </w:tc>
-        <w:tc>
-          <w:tcPr>
-            <w:tcW w:type="dxa" w:w="3118"/>
-          </w:tcPr>
-          <w:p>
-            <w:r>
-              <w:rPr>
-                <w:sz w:val="18"/>
-              </w:rPr>
-              <w:t>#resp-insp</w:t>
-            </w:r>
-          </w:p>
-        </w:tc>
-        <w:tc>
-          <w:tcPr>
-            <w:tcW w:type="dxa" w:w="1984"/>
-          </w:tcPr>
-          <w:p>
-            <w:r>
-              <w:rPr>
-                <w:sz w:val="18"/>
-              </w:rPr>
-              <w:t>список</w:t>
             </w:r>
           </w:p>
         </w:tc>
       </w:tr>
     </w:tbl>
     <w:p/>
+    <w:p>
+      <w:r>
+        <w:br w:type="page"/>
+      </w:r>
+    </w:p>
     <w:p>
       <w:pPr>
         <w:pStyle w:val="Heading1"/>
       </w:pPr>
       <w:r>
-        <w:t>3. Объекты имущества</w:t>
+        <w:t>Раздел 3. Объекты имущества</w:t>
       </w:r>
     </w:p>
     <w:p>
@@ -2784,7 +3033,7 @@
         <w:pStyle w:val="Heading2"/>
       </w:pPr>
       <w:r>
-        <w:t>3.1. Земельный участок</w:t>
+        <w:t>Глава 3.1. Земельный участок</w:t>
       </w:r>
     </w:p>
     <w:p>
@@ -4410,7 +4659,7 @@
         <w:pStyle w:val="Heading2"/>
       </w:pPr>
       <w:r>
-        <w:t>3.2. Квартира</w:t>
+        <w:t>Глава 3.2. Квартира</w:t>
       </w:r>
     </w:p>
     <w:p>
@@ -5458,47 +5707,6 @@
               <w:rPr>
                 <w:sz w:val="18"/>
               </w:rPr>
-              <w:t>Авто</w:t>
-            </w:r>
-          </w:p>
-        </w:tc>
-        <w:tc>
-          <w:tcPr>
-            <w:tcW w:type="dxa" w:w="3118"/>
-          </w:tcPr>
-          <w:p>
-            <w:r>
-              <w:rPr>
-                <w:sz w:val="18"/>
-              </w:rPr>
-              <w:t>floor-on</w:t>
-            </w:r>
-          </w:p>
-        </w:tc>
-        <w:tc>
-          <w:tcPr>
-            <w:tcW w:type="dxa" w:w="1984"/>
-          </w:tcPr>
-          <w:p>
-            <w:r>
-              <w:rPr>
-                <w:sz w:val="18"/>
-              </w:rPr>
-              <w:t>отметка · в таблице</w:t>
-            </w:r>
-          </w:p>
-        </w:tc>
-      </w:tr>
-      <w:tr>
-        <w:tc>
-          <w:tcPr>
-            <w:tcW w:type="dxa" w:w="4535"/>
-          </w:tcPr>
-          <w:p>
-            <w:r>
-              <w:rPr>
-                <w:sz w:val="18"/>
-              </w:rPr>
               <w:t>Этаж</w:t>
             </w:r>
           </w:p>
@@ -6810,7 +7018,7 @@
         <w:pStyle w:val="Heading2"/>
       </w:pPr>
       <w:r>
-        <w:t>3.3. Жилой дом</w:t>
+        <w:t>Глава 3.3. Жилой дом</w:t>
       </w:r>
     </w:p>
     <w:p>
@@ -7489,47 +7697,6 @@
               <w:rPr>
                 <w:sz w:val="18"/>
               </w:rPr>
-              <w:t>Авто</w:t>
-            </w:r>
-          </w:p>
-        </w:tc>
-        <w:tc>
-          <w:tcPr>
-            <w:tcW w:type="dxa" w:w="3118"/>
-          </w:tcPr>
-          <w:p>
-            <w:r>
-              <w:rPr>
-                <w:sz w:val="18"/>
-              </w:rPr>
-              <w:t>floor-on</w:t>
-            </w:r>
-          </w:p>
-        </w:tc>
-        <w:tc>
-          <w:tcPr>
-            <w:tcW w:type="dxa" w:w="1984"/>
-          </w:tcPr>
-          <w:p>
-            <w:r>
-              <w:rPr>
-                <w:sz w:val="18"/>
-              </w:rPr>
-              <w:t>отметка · в таблице</w:t>
-            </w:r>
-          </w:p>
-        </w:tc>
-      </w:tr>
-      <w:tr>
-        <w:tc>
-          <w:tcPr>
-            <w:tcW w:type="dxa" w:w="4535"/>
-          </w:tcPr>
-          <w:p>
-            <w:r>
-              <w:rPr>
-                <w:sz w:val="18"/>
-              </w:rPr>
               <w:t>Этаж</w:t>
             </w:r>
           </w:p>
@@ -8813,7 +8980,7 @@
         <w:pStyle w:val="Heading2"/>
       </w:pPr>
       <w:r>
-        <w:t>3.4. Гражданское здание</w:t>
+        <w:t>Глава 3.4. Гражданское здание</w:t>
       </w:r>
     </w:p>
     <w:p>
@@ -9533,47 +9700,6 @@
               <w:rPr>
                 <w:sz w:val="18"/>
               </w:rPr>
-              <w:t>Авто</w:t>
-            </w:r>
-          </w:p>
-        </w:tc>
-        <w:tc>
-          <w:tcPr>
-            <w:tcW w:type="dxa" w:w="3118"/>
-          </w:tcPr>
-          <w:p>
-            <w:r>
-              <w:rPr>
-                <w:sz w:val="18"/>
-              </w:rPr>
-              <w:t>floor-on</w:t>
-            </w:r>
-          </w:p>
-        </w:tc>
-        <w:tc>
-          <w:tcPr>
-            <w:tcW w:type="dxa" w:w="1984"/>
-          </w:tcPr>
-          <w:p>
-            <w:r>
-              <w:rPr>
-                <w:sz w:val="18"/>
-              </w:rPr>
-              <w:t>отметка · в таблице</w:t>
-            </w:r>
-          </w:p>
-        </w:tc>
-      </w:tr>
-      <w:tr>
-        <w:tc>
-          <w:tcPr>
-            <w:tcW w:type="dxa" w:w="4535"/>
-          </w:tcPr>
-          <w:p>
-            <w:r>
-              <w:rPr>
-                <w:sz w:val="18"/>
-              </w:rPr>
               <w:t>Этаж</w:t>
             </w:r>
           </w:p>
@@ -10857,7 +10983,7 @@
         <w:pStyle w:val="Heading2"/>
       </w:pPr>
       <w:r>
-        <w:t>3.5. Производственное строение</w:t>
+        <w:t>Глава 3.5. Производственное строение</w:t>
       </w:r>
     </w:p>
     <w:p>
@@ -11577,47 +11703,6 @@
               <w:rPr>
                 <w:sz w:val="18"/>
               </w:rPr>
-              <w:t>Авто</w:t>
-            </w:r>
-          </w:p>
-        </w:tc>
-        <w:tc>
-          <w:tcPr>
-            <w:tcW w:type="dxa" w:w="3118"/>
-          </w:tcPr>
-          <w:p>
-            <w:r>
-              <w:rPr>
-                <w:sz w:val="18"/>
-              </w:rPr>
-              <w:t>floor-on</w:t>
-            </w:r>
-          </w:p>
-        </w:tc>
-        <w:tc>
-          <w:tcPr>
-            <w:tcW w:type="dxa" w:w="1984"/>
-          </w:tcPr>
-          <w:p>
-            <w:r>
-              <w:rPr>
-                <w:sz w:val="18"/>
-              </w:rPr>
-              <w:t>отметка · в таблице</w:t>
-            </w:r>
-          </w:p>
-        </w:tc>
-      </w:tr>
-      <w:tr>
-        <w:tc>
-          <w:tcPr>
-            <w:tcW w:type="dxa" w:w="4535"/>
-          </w:tcPr>
-          <w:p>
-            <w:r>
-              <w:rPr>
-                <w:sz w:val="18"/>
-              </w:rPr>
               <w:t>Этаж</w:t>
             </w:r>
           </w:p>
@@ -13212,7 +13297,7 @@
         <w:pStyle w:val="Heading2"/>
       </w:pPr>
       <w:r>
-        <w:t>3.6. Прочее строение</w:t>
+        <w:t>Глава 3.6. Прочее строение</w:t>
       </w:r>
     </w:p>
     <w:p>
@@ -13932,47 +14017,6 @@
               <w:rPr>
                 <w:sz w:val="18"/>
               </w:rPr>
-              <w:t>Авто</w:t>
-            </w:r>
-          </w:p>
-        </w:tc>
-        <w:tc>
-          <w:tcPr>
-            <w:tcW w:type="dxa" w:w="3118"/>
-          </w:tcPr>
-          <w:p>
-            <w:r>
-              <w:rPr>
-                <w:sz w:val="18"/>
-              </w:rPr>
-              <w:t>floor-on</w:t>
-            </w:r>
-          </w:p>
-        </w:tc>
-        <w:tc>
-          <w:tcPr>
-            <w:tcW w:type="dxa" w:w="1984"/>
-          </w:tcPr>
-          <w:p>
-            <w:r>
-              <w:rPr>
-                <w:sz w:val="18"/>
-              </w:rPr>
-              <w:t>отметка · в таблице</w:t>
-            </w:r>
-          </w:p>
-        </w:tc>
-      </w:tr>
-      <w:tr>
-        <w:tc>
-          <w:tcPr>
-            <w:tcW w:type="dxa" w:w="4535"/>
-          </w:tcPr>
-          <w:p>
-            <w:r>
-              <w:rPr>
-                <w:sz w:val="18"/>
-              </w:rPr>
               <w:t>Этаж</w:t>
             </w:r>
           </w:p>
@@ -15256,7 +15300,7 @@
         <w:pStyle w:val="Heading2"/>
       </w:pPr>
       <w:r>
-        <w:t>3.7. Механизмы и оборудование</w:t>
+        <w:t>Глава 3.7. Механизмы и оборудование</w:t>
       </w:r>
     </w:p>
     <w:p>
@@ -15269,7 +15313,7 @@
         <w:pStyle w:val="Heading3"/>
       </w:pPr>
       <w:r>
-        <w:t>01 Данные механизма</w:t>
+        <w:t>01 Состав</w:t>
       </w:r>
     </w:p>
     <w:tbl>
@@ -15337,7 +15381,7 @@
               <w:rPr>
                 <w:sz w:val="18"/>
               </w:rPr>
-              <w:t>Наименование</w:t>
+              <w:t>Название списка</w:t>
             </w:r>
           </w:p>
         </w:tc>
@@ -15350,89 +15394,7 @@
               <w:rPr>
                 <w:sz w:val="18"/>
               </w:rPr>
-              <w:t>mv-name</w:t>
-            </w:r>
-          </w:p>
-        </w:tc>
-        <w:tc>
-          <w:tcPr>
-            <w:tcW w:type="dxa" w:w="1984"/>
-          </w:tcPr>
-          <w:p>
-            <w:r>
-              <w:rPr>
-                <w:sz w:val="18"/>
-              </w:rPr>
-              <w:t>текст</w:t>
-            </w:r>
-          </w:p>
-        </w:tc>
-      </w:tr>
-      <w:tr>
-        <w:tc>
-          <w:tcPr>
-            <w:tcW w:type="dxa" w:w="4535"/>
-          </w:tcPr>
-          <w:p>
-            <w:r>
-              <w:rPr>
-                <w:sz w:val="18"/>
-              </w:rPr>
-              <w:t>Год выпуска</w:t>
-            </w:r>
-          </w:p>
-        </w:tc>
-        <w:tc>
-          <w:tcPr>
-            <w:tcW w:type="dxa" w:w="3118"/>
-          </w:tcPr>
-          <w:p>
-            <w:r>
-              <w:rPr>
-                <w:sz w:val="18"/>
-              </w:rPr>
-              <w:t>mv-year</w:t>
-            </w:r>
-          </w:p>
-        </w:tc>
-        <w:tc>
-          <w:tcPr>
-            <w:tcW w:type="dxa" w:w="1984"/>
-          </w:tcPr>
-          <w:p>
-            <w:r>
-              <w:rPr>
-                <w:sz w:val="18"/>
-              </w:rPr>
-              <w:t>текст</w:t>
-            </w:r>
-          </w:p>
-        </w:tc>
-      </w:tr>
-      <w:tr>
-        <w:tc>
-          <w:tcPr>
-            <w:tcW w:type="dxa" w:w="4535"/>
-          </w:tcPr>
-          <w:p>
-            <w:r>
-              <w:rPr>
-                <w:sz w:val="18"/>
-              </w:rPr>
-              <w:t>Заводской / инв. номер</w:t>
-            </w:r>
-          </w:p>
-        </w:tc>
-        <w:tc>
-          <w:tcPr>
-            <w:tcW w:type="dxa" w:w="3118"/>
-          </w:tcPr>
-          <w:p>
-            <w:r>
-              <w:rPr>
-                <w:sz w:val="18"/>
-              </w:rPr>
-              <w:t>mv-serial</w:t>
+              <w:t>#mu-group</w:t>
             </w:r>
           </w:p>
         </w:tc>
@@ -15454,23 +15416,10 @@
     <w:p/>
     <w:p>
       <w:pPr>
-        <w:pStyle w:val="Heading2"/>
-      </w:pPr>
-      <w:r>
-        <w:t>3.8. Офисная техника и мебель</w:t>
-      </w:r>
-    </w:p>
-    <w:p>
-      <w:r>
-        <w:t>Заводится в: Гражданское здание, Производственное строение.</w:t>
-      </w:r>
-    </w:p>
-    <w:p>
-      <w:pPr>
         <w:pStyle w:val="Heading3"/>
       </w:pPr>
       <w:r>
-        <w:t>01 Данные офисной техники</w:t>
+        <w:t>02 Котёл газовый КВГ-1,25</w:t>
       </w:r>
     </w:p>
     <w:tbl>
@@ -15538,7 +15487,7 @@
               <w:rPr>
                 <w:sz w:val="18"/>
               </w:rPr>
-              <w:t>Наименование</w:t>
+              <w:t>Класс</w:t>
             </w:r>
           </w:p>
         </w:tc>
@@ -15551,7 +15500,7 @@
               <w:rPr>
                 <w:sz w:val="18"/>
               </w:rPr>
-              <w:t>mv-name</w:t>
+              <w:t>mu-cls</w:t>
             </w:r>
           </w:p>
         </w:tc>
@@ -15564,7 +15513,7 @@
               <w:rPr>
                 <w:sz w:val="18"/>
               </w:rPr>
-              <w:t>текст</w:t>
+              <w:t>список</w:t>
             </w:r>
           </w:p>
         </w:tc>
@@ -15579,7 +15528,7 @@
               <w:rPr>
                 <w:sz w:val="18"/>
               </w:rPr>
-              <w:t>Год выпуска</w:t>
+              <w:t>Подгруппа</w:t>
             </w:r>
           </w:p>
         </w:tc>
@@ -15592,7 +15541,7 @@
               <w:rPr>
                 <w:sz w:val="18"/>
               </w:rPr>
-              <w:t>mv-year</w:t>
+              <w:t>mu-sub</w:t>
             </w:r>
           </w:p>
         </w:tc>
@@ -15605,7 +15554,7 @@
               <w:rPr>
                 <w:sz w:val="18"/>
               </w:rPr>
-              <w:t>текст</w:t>
+              <w:t>список</w:t>
             </w:r>
           </w:p>
         </w:tc>
@@ -15620,7 +15569,7 @@
               <w:rPr>
                 <w:sz w:val="18"/>
               </w:rPr>
-              <w:t>Заводской / инв. номер</w:t>
+              <w:t>Тип</w:t>
             </w:r>
           </w:p>
         </w:tc>
@@ -15633,7 +15582,7 @@
               <w:rPr>
                 <w:sz w:val="18"/>
               </w:rPr>
-              <w:t>mv-serial</w:t>
+              <w:t>mu-type</w:t>
             </w:r>
           </w:p>
         </w:tc>
@@ -15646,7 +15595,438 @@
               <w:rPr>
                 <w:sz w:val="18"/>
               </w:rPr>
+              <w:t>список</w:t>
+            </w:r>
+          </w:p>
+        </w:tc>
+      </w:tr>
+      <w:tr>
+        <w:tc>
+          <w:tcPr>
+            <w:tcW w:type="dxa" w:w="4535"/>
+          </w:tcPr>
+          <w:p>
+            <w:r>
+              <w:rPr>
+                <w:sz w:val="18"/>
+              </w:rPr>
+              <w:t>Наименование</w:t>
+            </w:r>
+          </w:p>
+        </w:tc>
+        <w:tc>
+          <w:tcPr>
+            <w:tcW w:type="dxa" w:w="3118"/>
+          </w:tcPr>
+          <w:p>
+            <w:r>
+              <w:rPr>
+                <w:sz w:val="18"/>
+              </w:rPr>
+              <w:t>#mu-name</w:t>
+            </w:r>
+          </w:p>
+        </w:tc>
+        <w:tc>
+          <w:tcPr>
+            <w:tcW w:type="dxa" w:w="1984"/>
+          </w:tcPr>
+          <w:p>
+            <w:r>
+              <w:rPr>
+                <w:sz w:val="18"/>
+              </w:rPr>
               <w:t>текст</w:t>
+            </w:r>
+          </w:p>
+        </w:tc>
+      </w:tr>
+      <w:tr>
+        <w:tc>
+          <w:tcPr>
+            <w:tcW w:type="dxa" w:w="4535"/>
+          </w:tcPr>
+          <w:p>
+            <w:r>
+              <w:rPr>
+                <w:sz w:val="18"/>
+              </w:rPr>
+              <w:t>Инвентарный номер</w:t>
+            </w:r>
+          </w:p>
+        </w:tc>
+        <w:tc>
+          <w:tcPr>
+            <w:tcW w:type="dxa" w:w="3118"/>
+          </w:tcPr>
+          <w:p>
+            <w:r>
+              <w:rPr>
+                <w:sz w:val="18"/>
+              </w:rPr>
+              <w:t>#mu-inv</w:t>
+            </w:r>
+          </w:p>
+        </w:tc>
+        <w:tc>
+          <w:tcPr>
+            <w:tcW w:type="dxa" w:w="1984"/>
+          </w:tcPr>
+          <w:p>
+            <w:r>
+              <w:rPr>
+                <w:sz w:val="18"/>
+              </w:rPr>
+              <w:t>текст</w:t>
+            </w:r>
+          </w:p>
+        </w:tc>
+      </w:tr>
+      <w:tr>
+        <w:tc>
+          <w:tcPr>
+            <w:tcW w:type="dxa" w:w="4535"/>
+          </w:tcPr>
+          <w:p>
+            <w:r>
+              <w:rPr>
+                <w:sz w:val="18"/>
+              </w:rPr>
+              <w:t>Год ввода в эксплуатацию</w:t>
+            </w:r>
+          </w:p>
+        </w:tc>
+        <w:tc>
+          <w:tcPr>
+            <w:tcW w:type="dxa" w:w="3118"/>
+          </w:tcPr>
+          <w:p>
+            <w:r>
+              <w:rPr>
+                <w:sz w:val="18"/>
+              </w:rPr>
+              <w:t>#mu-year</w:t>
+            </w:r>
+          </w:p>
+        </w:tc>
+        <w:tc>
+          <w:tcPr>
+            <w:tcW w:type="dxa" w:w="1984"/>
+          </w:tcPr>
+          <w:p>
+            <w:r>
+              <w:rPr>
+                <w:sz w:val="18"/>
+              </w:rPr>
+              <w:t>целое</w:t>
+            </w:r>
+          </w:p>
+        </w:tc>
+      </w:tr>
+      <w:tr>
+        <w:tc>
+          <w:tcPr>
+            <w:tcW w:type="dxa" w:w="4535"/>
+          </w:tcPr>
+          <w:p>
+            <w:r>
+              <w:rPr>
+                <w:sz w:val="18"/>
+              </w:rPr>
+              <w:t>Количество, шт.</w:t>
+            </w:r>
+          </w:p>
+        </w:tc>
+        <w:tc>
+          <w:tcPr>
+            <w:tcW w:type="dxa" w:w="3118"/>
+          </w:tcPr>
+          <w:p>
+            <w:r>
+              <w:rPr>
+                <w:sz w:val="18"/>
+              </w:rPr>
+              <w:t>#mu-qty</w:t>
+            </w:r>
+          </w:p>
+        </w:tc>
+        <w:tc>
+          <w:tcPr>
+            <w:tcW w:type="dxa" w:w="1984"/>
+          </w:tcPr>
+          <w:p>
+            <w:r>
+              <w:rPr>
+                <w:sz w:val="18"/>
+              </w:rPr>
+              <w:t>целое</w:t>
+            </w:r>
+          </w:p>
+        </w:tc>
+      </w:tr>
+      <w:tr>
+        <w:tc>
+          <w:tcPr>
+            <w:tcW w:type="dxa" w:w="4535"/>
+          </w:tcPr>
+          <w:p>
+            <w:r>
+              <w:rPr>
+                <w:sz w:val="18"/>
+              </w:rPr>
+              <w:t>Балансовая стоимость, сом</w:t>
+            </w:r>
+          </w:p>
+        </w:tc>
+        <w:tc>
+          <w:tcPr>
+            <w:tcW w:type="dxa" w:w="3118"/>
+          </w:tcPr>
+          <w:p>
+            <w:r>
+              <w:rPr>
+                <w:sz w:val="18"/>
+              </w:rPr>
+              <w:t>#mu-cost</w:t>
+            </w:r>
+          </w:p>
+        </w:tc>
+        <w:tc>
+          <w:tcPr>
+            <w:tcW w:type="dxa" w:w="1984"/>
+          </w:tcPr>
+          <w:p>
+            <w:r>
+              <w:rPr>
+                <w:sz w:val="18"/>
+              </w:rPr>
+              <w:t>число</w:t>
+            </w:r>
+          </w:p>
+        </w:tc>
+      </w:tr>
+      <w:tr>
+        <w:tc>
+          <w:tcPr>
+            <w:tcW w:type="dxa" w:w="4535"/>
+          </w:tcPr>
+          <w:p>
+            <w:r>
+              <w:rPr>
+                <w:sz w:val="18"/>
+              </w:rPr>
+              <w:t>Поле</w:t>
+            </w:r>
+          </w:p>
+        </w:tc>
+        <w:tc>
+          <w:tcPr>
+            <w:tcW w:type="dxa" w:w="3118"/>
+          </w:tcPr>
+          <w:p>
+            <w:r>
+              <w:rPr>
+                <w:sz w:val="18"/>
+              </w:rPr>
+              <w:t>mu-xlabel</w:t>
+            </w:r>
+          </w:p>
+        </w:tc>
+        <w:tc>
+          <w:tcPr>
+            <w:tcW w:type="dxa" w:w="1984"/>
+          </w:tcPr>
+          <w:p>
+            <w:r>
+              <w:rPr>
+                <w:sz w:val="18"/>
+              </w:rPr>
+              <w:t>текст · в таблице</w:t>
+            </w:r>
+          </w:p>
+        </w:tc>
+      </w:tr>
+      <w:tr>
+        <w:tc>
+          <w:tcPr>
+            <w:tcW w:type="dxa" w:w="4535"/>
+          </w:tcPr>
+          <w:p>
+            <w:r>
+              <w:rPr>
+                <w:sz w:val="18"/>
+              </w:rPr>
+              <w:t>Значение</w:t>
+            </w:r>
+          </w:p>
+        </w:tc>
+        <w:tc>
+          <w:tcPr>
+            <w:tcW w:type="dxa" w:w="3118"/>
+          </w:tcPr>
+          <w:p>
+            <w:r>
+              <w:rPr>
+                <w:sz w:val="18"/>
+              </w:rPr>
+              <w:t>mu-xvalue</w:t>
+            </w:r>
+          </w:p>
+        </w:tc>
+        <w:tc>
+          <w:tcPr>
+            <w:tcW w:type="dxa" w:w="1984"/>
+          </w:tcPr>
+          <w:p>
+            <w:r>
+              <w:rPr>
+                <w:sz w:val="18"/>
+              </w:rPr>
+              <w:t>текст · в таблице</w:t>
+            </w:r>
+          </w:p>
+        </w:tc>
+      </w:tr>
+      <w:tr>
+        <w:tc>
+          <w:tcPr>
+            <w:tcW w:type="dxa" w:w="4535"/>
+          </w:tcPr>
+          <w:p>
+            <w:r>
+              <w:rPr>
+                <w:sz w:val="18"/>
+              </w:rPr>
+              <w:t>Комментарий</w:t>
+            </w:r>
+          </w:p>
+        </w:tc>
+        <w:tc>
+          <w:tcPr>
+            <w:tcW w:type="dxa" w:w="3118"/>
+          </w:tcPr>
+          <w:p>
+            <w:r>
+              <w:rPr>
+                <w:sz w:val="18"/>
+              </w:rPr>
+              <w:t>#mu-comment</w:t>
+            </w:r>
+          </w:p>
+        </w:tc>
+        <w:tc>
+          <w:tcPr>
+            <w:tcW w:type="dxa" w:w="1984"/>
+          </w:tcPr>
+          <w:p>
+            <w:r>
+              <w:rPr>
+                <w:sz w:val="18"/>
+              </w:rPr>
+              <w:t>текст многострочный</w:t>
+            </w:r>
+          </w:p>
+        </w:tc>
+      </w:tr>
+    </w:tbl>
+    <w:p/>
+    <w:p>
+      <w:r>
+        <w:t>Таблицы карточки:</w:t>
+      </w:r>
+    </w:p>
+    <w:tbl>
+      <w:tblPr>
+        <w:tblStyle w:val="LightGrid-Accent1"/>
+        <w:tblW w:type="auto" w:w="0"/>
+        <w:tblLook w:firstColumn="1" w:firstRow="1" w:lastColumn="0" w:lastRow="0" w:noHBand="0" w:noVBand="1" w:val="04A0"/>
+      </w:tblPr>
+      <w:tblGrid>
+        <w:gridCol w:w="5100"/>
+        <w:gridCol w:w="5100"/>
+      </w:tblGrid>
+      <w:tr>
+        <w:tc>
+          <w:tcPr>
+            <w:tcW w:type="dxa" w:w="2835"/>
+          </w:tcPr>
+          <w:p>
+            <w:r>
+              <w:rPr>
+                <w:b/>
+                <w:sz w:val="18"/>
+              </w:rPr>
+              <w:t>Блок</w:t>
+            </w:r>
+          </w:p>
+        </w:tc>
+        <w:tc>
+          <w:tcPr>
+            <w:tcW w:type="dxa" w:w="6803"/>
+          </w:tcPr>
+          <w:p>
+            <w:r>
+              <w:rPr>
+                <w:b/>
+                <w:sz w:val="18"/>
+              </w:rPr>
+              <w:t>Колонки</w:t>
+            </w:r>
+          </w:p>
+        </w:tc>
+      </w:tr>
+      <w:tr>
+        <w:tc>
+          <w:tcPr>
+            <w:tcW w:type="dxa" w:w="2835"/>
+          </w:tcPr>
+          <w:p>
+            <w:r>
+              <w:rPr>
+                <w:sz w:val="18"/>
+              </w:rPr>
+              <w:t>Состав</w:t>
+            </w:r>
+          </w:p>
+        </w:tc>
+        <w:tc>
+          <w:tcPr>
+            <w:tcW w:type="dxa" w:w="6803"/>
+          </w:tcPr>
+          <w:p>
+            <w:r>
+              <w:rPr>
+                <w:sz w:val="18"/>
+              </w:rPr>
+              <w:t>Наименование, Год, Кол-во, Бал. стоимость, Фото</w:t>
+            </w:r>
+          </w:p>
+        </w:tc>
+      </w:tr>
+      <w:tr>
+        <w:tc>
+          <w:tcPr>
+            <w:tcW w:type="dxa" w:w="2835"/>
+          </w:tcPr>
+          <w:p>
+            <w:r>
+              <w:rPr>
+                <w:sz w:val="18"/>
+              </w:rPr>
+              <w:t>Котёл газовый КВГ-1,25</w:t>
+            </w:r>
+          </w:p>
+        </w:tc>
+        <w:tc>
+          <w:tcPr>
+            <w:tcW w:type="dxa" w:w="6803"/>
+          </w:tcPr>
+          <w:p>
+            <w:r>
+              <w:rPr>
+                <w:sz w:val="18"/>
+              </w:rPr>
+              <w:t>Поле, Значение</w:t>
             </w:r>
           </w:p>
         </w:tc>
@@ -15655,10 +16035,15 @@
     <w:p/>
     <w:p>
       <w:pPr>
-        <w:pStyle w:val="Heading1"/>
+        <w:pStyle w:val="Heading2"/>
       </w:pPr>
       <w:r>
-        <w:t>4. Справочники значений</w:t>
+        <w:t>Глава 3.8. Офисная техника и мебель</w:t>
+      </w:r>
+    </w:p>
+    <w:p>
+      <w:r>
+        <w:t>Заводится в: Гражданское здание, Производственное строение.</w:t>
       </w:r>
     </w:p>
     <w:p>
@@ -15666,7 +16051,750 @@
         <w:pStyle w:val="Heading3"/>
       </w:pPr>
       <w:r>
-        <w:t>4.1. Наружные стены — значений: 44</w:t>
+        <w:t>01 Состав</w:t>
+      </w:r>
+    </w:p>
+    <w:tbl>
+      <w:tblPr>
+        <w:tblStyle w:val="LightGrid-Accent1"/>
+        <w:tblW w:type="auto" w:w="0"/>
+        <w:tblLook w:firstColumn="1" w:firstRow="1" w:lastColumn="0" w:lastRow="0" w:noHBand="0" w:noVBand="1" w:val="04A0"/>
+      </w:tblPr>
+      <w:tblGrid>
+        <w:gridCol w:w="3400"/>
+        <w:gridCol w:w="3400"/>
+        <w:gridCol w:w="3400"/>
+      </w:tblGrid>
+      <w:tr>
+        <w:tc>
+          <w:tcPr>
+            <w:tcW w:type="dxa" w:w="4535"/>
+          </w:tcPr>
+          <w:p>
+            <w:r>
+              <w:rPr>
+                <w:b/>
+                <w:sz w:val="18"/>
+              </w:rPr>
+              <w:t>Поле</w:t>
+            </w:r>
+          </w:p>
+        </w:tc>
+        <w:tc>
+          <w:tcPr>
+            <w:tcW w:type="dxa" w:w="3118"/>
+          </w:tcPr>
+          <w:p>
+            <w:r>
+              <w:rPr>
+                <w:b/>
+                <w:sz w:val="18"/>
+              </w:rPr>
+              <w:t>Ключ</w:t>
+            </w:r>
+          </w:p>
+        </w:tc>
+        <w:tc>
+          <w:tcPr>
+            <w:tcW w:type="dxa" w:w="1984"/>
+          </w:tcPr>
+          <w:p>
+            <w:r>
+              <w:rPr>
+                <w:b/>
+                <w:sz w:val="18"/>
+              </w:rPr>
+              <w:t>Вид</w:t>
+            </w:r>
+          </w:p>
+        </w:tc>
+      </w:tr>
+      <w:tr>
+        <w:tc>
+          <w:tcPr>
+            <w:tcW w:type="dxa" w:w="4535"/>
+          </w:tcPr>
+          <w:p>
+            <w:r>
+              <w:rPr>
+                <w:sz w:val="18"/>
+              </w:rPr>
+              <w:t>Название списка</w:t>
+            </w:r>
+          </w:p>
+        </w:tc>
+        <w:tc>
+          <w:tcPr>
+            <w:tcW w:type="dxa" w:w="3118"/>
+          </w:tcPr>
+          <w:p>
+            <w:r>
+              <w:rPr>
+                <w:sz w:val="18"/>
+              </w:rPr>
+              <w:t>#mu-group</w:t>
+            </w:r>
+          </w:p>
+        </w:tc>
+        <w:tc>
+          <w:tcPr>
+            <w:tcW w:type="dxa" w:w="1984"/>
+          </w:tcPr>
+          <w:p>
+            <w:r>
+              <w:rPr>
+                <w:sz w:val="18"/>
+              </w:rPr>
+              <w:t>текст</w:t>
+            </w:r>
+          </w:p>
+        </w:tc>
+      </w:tr>
+    </w:tbl>
+    <w:p/>
+    <w:p>
+      <w:pPr>
+        <w:pStyle w:val="Heading3"/>
+      </w:pPr>
+      <w:r>
+        <w:t>02 Комплекс офисной техники</w:t>
+      </w:r>
+    </w:p>
+    <w:tbl>
+      <w:tblPr>
+        <w:tblStyle w:val="LightGrid-Accent1"/>
+        <w:tblW w:type="auto" w:w="0"/>
+        <w:tblLook w:firstColumn="1" w:firstRow="1" w:lastColumn="0" w:lastRow="0" w:noHBand="0" w:noVBand="1" w:val="04A0"/>
+      </w:tblPr>
+      <w:tblGrid>
+        <w:gridCol w:w="3400"/>
+        <w:gridCol w:w="3400"/>
+        <w:gridCol w:w="3400"/>
+      </w:tblGrid>
+      <w:tr>
+        <w:tc>
+          <w:tcPr>
+            <w:tcW w:type="dxa" w:w="4535"/>
+          </w:tcPr>
+          <w:p>
+            <w:r>
+              <w:rPr>
+                <w:b/>
+                <w:sz w:val="18"/>
+              </w:rPr>
+              <w:t>Поле</w:t>
+            </w:r>
+          </w:p>
+        </w:tc>
+        <w:tc>
+          <w:tcPr>
+            <w:tcW w:type="dxa" w:w="3118"/>
+          </w:tcPr>
+          <w:p>
+            <w:r>
+              <w:rPr>
+                <w:b/>
+                <w:sz w:val="18"/>
+              </w:rPr>
+              <w:t>Ключ</w:t>
+            </w:r>
+          </w:p>
+        </w:tc>
+        <w:tc>
+          <w:tcPr>
+            <w:tcW w:type="dxa" w:w="1984"/>
+          </w:tcPr>
+          <w:p>
+            <w:r>
+              <w:rPr>
+                <w:b/>
+                <w:sz w:val="18"/>
+              </w:rPr>
+              <w:t>Вид</w:t>
+            </w:r>
+          </w:p>
+        </w:tc>
+      </w:tr>
+      <w:tr>
+        <w:tc>
+          <w:tcPr>
+            <w:tcW w:type="dxa" w:w="4535"/>
+          </w:tcPr>
+          <w:p>
+            <w:r>
+              <w:rPr>
+                <w:sz w:val="18"/>
+              </w:rPr>
+              <w:t>Класс</w:t>
+            </w:r>
+          </w:p>
+        </w:tc>
+        <w:tc>
+          <w:tcPr>
+            <w:tcW w:type="dxa" w:w="3118"/>
+          </w:tcPr>
+          <w:p>
+            <w:r>
+              <w:rPr>
+                <w:sz w:val="18"/>
+              </w:rPr>
+              <w:t>mu-cls</w:t>
+            </w:r>
+          </w:p>
+        </w:tc>
+        <w:tc>
+          <w:tcPr>
+            <w:tcW w:type="dxa" w:w="1984"/>
+          </w:tcPr>
+          <w:p>
+            <w:r>
+              <w:rPr>
+                <w:sz w:val="18"/>
+              </w:rPr>
+              <w:t>список</w:t>
+            </w:r>
+          </w:p>
+        </w:tc>
+      </w:tr>
+      <w:tr>
+        <w:tc>
+          <w:tcPr>
+            <w:tcW w:type="dxa" w:w="4535"/>
+          </w:tcPr>
+          <w:p>
+            <w:r>
+              <w:rPr>
+                <w:sz w:val="18"/>
+              </w:rPr>
+              <w:t>Подгруппа</w:t>
+            </w:r>
+          </w:p>
+        </w:tc>
+        <w:tc>
+          <w:tcPr>
+            <w:tcW w:type="dxa" w:w="3118"/>
+          </w:tcPr>
+          <w:p>
+            <w:r>
+              <w:rPr>
+                <w:sz w:val="18"/>
+              </w:rPr>
+              <w:t>mu-sub</w:t>
+            </w:r>
+          </w:p>
+        </w:tc>
+        <w:tc>
+          <w:tcPr>
+            <w:tcW w:type="dxa" w:w="1984"/>
+          </w:tcPr>
+          <w:p>
+            <w:r>
+              <w:rPr>
+                <w:sz w:val="18"/>
+              </w:rPr>
+              <w:t>список</w:t>
+            </w:r>
+          </w:p>
+        </w:tc>
+      </w:tr>
+      <w:tr>
+        <w:tc>
+          <w:tcPr>
+            <w:tcW w:type="dxa" w:w="4535"/>
+          </w:tcPr>
+          <w:p>
+            <w:r>
+              <w:rPr>
+                <w:sz w:val="18"/>
+              </w:rPr>
+              <w:t>Тип</w:t>
+            </w:r>
+          </w:p>
+        </w:tc>
+        <w:tc>
+          <w:tcPr>
+            <w:tcW w:type="dxa" w:w="3118"/>
+          </w:tcPr>
+          <w:p>
+            <w:r>
+              <w:rPr>
+                <w:sz w:val="18"/>
+              </w:rPr>
+              <w:t>mu-type</w:t>
+            </w:r>
+          </w:p>
+        </w:tc>
+        <w:tc>
+          <w:tcPr>
+            <w:tcW w:type="dxa" w:w="1984"/>
+          </w:tcPr>
+          <w:p>
+            <w:r>
+              <w:rPr>
+                <w:sz w:val="18"/>
+              </w:rPr>
+              <w:t>список</w:t>
+            </w:r>
+          </w:p>
+        </w:tc>
+      </w:tr>
+      <w:tr>
+        <w:tc>
+          <w:tcPr>
+            <w:tcW w:type="dxa" w:w="4535"/>
+          </w:tcPr>
+          <w:p>
+            <w:r>
+              <w:rPr>
+                <w:sz w:val="18"/>
+              </w:rPr>
+              <w:t>Наименование</w:t>
+            </w:r>
+          </w:p>
+        </w:tc>
+        <w:tc>
+          <w:tcPr>
+            <w:tcW w:type="dxa" w:w="3118"/>
+          </w:tcPr>
+          <w:p>
+            <w:r>
+              <w:rPr>
+                <w:sz w:val="18"/>
+              </w:rPr>
+              <w:t>#mu-name</w:t>
+            </w:r>
+          </w:p>
+        </w:tc>
+        <w:tc>
+          <w:tcPr>
+            <w:tcW w:type="dxa" w:w="1984"/>
+          </w:tcPr>
+          <w:p>
+            <w:r>
+              <w:rPr>
+                <w:sz w:val="18"/>
+              </w:rPr>
+              <w:t>текст</w:t>
+            </w:r>
+          </w:p>
+        </w:tc>
+      </w:tr>
+      <w:tr>
+        <w:tc>
+          <w:tcPr>
+            <w:tcW w:type="dxa" w:w="4535"/>
+          </w:tcPr>
+          <w:p>
+            <w:r>
+              <w:rPr>
+                <w:sz w:val="18"/>
+              </w:rPr>
+              <w:t>Инвентарный номер</w:t>
+            </w:r>
+          </w:p>
+        </w:tc>
+        <w:tc>
+          <w:tcPr>
+            <w:tcW w:type="dxa" w:w="3118"/>
+          </w:tcPr>
+          <w:p>
+            <w:r>
+              <w:rPr>
+                <w:sz w:val="18"/>
+              </w:rPr>
+              <w:t>#mu-inv</w:t>
+            </w:r>
+          </w:p>
+        </w:tc>
+        <w:tc>
+          <w:tcPr>
+            <w:tcW w:type="dxa" w:w="1984"/>
+          </w:tcPr>
+          <w:p>
+            <w:r>
+              <w:rPr>
+                <w:sz w:val="18"/>
+              </w:rPr>
+              <w:t>текст</w:t>
+            </w:r>
+          </w:p>
+        </w:tc>
+      </w:tr>
+      <w:tr>
+        <w:tc>
+          <w:tcPr>
+            <w:tcW w:type="dxa" w:w="4535"/>
+          </w:tcPr>
+          <w:p>
+            <w:r>
+              <w:rPr>
+                <w:sz w:val="18"/>
+              </w:rPr>
+              <w:t>Год ввода в эксплуатацию</w:t>
+            </w:r>
+          </w:p>
+        </w:tc>
+        <w:tc>
+          <w:tcPr>
+            <w:tcW w:type="dxa" w:w="3118"/>
+          </w:tcPr>
+          <w:p>
+            <w:r>
+              <w:rPr>
+                <w:sz w:val="18"/>
+              </w:rPr>
+              <w:t>#mu-year</w:t>
+            </w:r>
+          </w:p>
+        </w:tc>
+        <w:tc>
+          <w:tcPr>
+            <w:tcW w:type="dxa" w:w="1984"/>
+          </w:tcPr>
+          <w:p>
+            <w:r>
+              <w:rPr>
+                <w:sz w:val="18"/>
+              </w:rPr>
+              <w:t>целое</w:t>
+            </w:r>
+          </w:p>
+        </w:tc>
+      </w:tr>
+      <w:tr>
+        <w:tc>
+          <w:tcPr>
+            <w:tcW w:type="dxa" w:w="4535"/>
+          </w:tcPr>
+          <w:p>
+            <w:r>
+              <w:rPr>
+                <w:sz w:val="18"/>
+              </w:rPr>
+              <w:t>Количество, шт.</w:t>
+            </w:r>
+          </w:p>
+        </w:tc>
+        <w:tc>
+          <w:tcPr>
+            <w:tcW w:type="dxa" w:w="3118"/>
+          </w:tcPr>
+          <w:p>
+            <w:r>
+              <w:rPr>
+                <w:sz w:val="18"/>
+              </w:rPr>
+              <w:t>#mu-qty</w:t>
+            </w:r>
+          </w:p>
+        </w:tc>
+        <w:tc>
+          <w:tcPr>
+            <w:tcW w:type="dxa" w:w="1984"/>
+          </w:tcPr>
+          <w:p>
+            <w:r>
+              <w:rPr>
+                <w:sz w:val="18"/>
+              </w:rPr>
+              <w:t>целое</w:t>
+            </w:r>
+          </w:p>
+        </w:tc>
+      </w:tr>
+      <w:tr>
+        <w:tc>
+          <w:tcPr>
+            <w:tcW w:type="dxa" w:w="4535"/>
+          </w:tcPr>
+          <w:p>
+            <w:r>
+              <w:rPr>
+                <w:sz w:val="18"/>
+              </w:rPr>
+              <w:t>Балансовая стоимость, сом</w:t>
+            </w:r>
+          </w:p>
+        </w:tc>
+        <w:tc>
+          <w:tcPr>
+            <w:tcW w:type="dxa" w:w="3118"/>
+          </w:tcPr>
+          <w:p>
+            <w:r>
+              <w:rPr>
+                <w:sz w:val="18"/>
+              </w:rPr>
+              <w:t>#mu-cost</w:t>
+            </w:r>
+          </w:p>
+        </w:tc>
+        <w:tc>
+          <w:tcPr>
+            <w:tcW w:type="dxa" w:w="1984"/>
+          </w:tcPr>
+          <w:p>
+            <w:r>
+              <w:rPr>
+                <w:sz w:val="18"/>
+              </w:rPr>
+              <w:t>число</w:t>
+            </w:r>
+          </w:p>
+        </w:tc>
+      </w:tr>
+      <w:tr>
+        <w:tc>
+          <w:tcPr>
+            <w:tcW w:type="dxa" w:w="4535"/>
+          </w:tcPr>
+          <w:p>
+            <w:r>
+              <w:rPr>
+                <w:sz w:val="18"/>
+              </w:rPr>
+              <w:t>Поле</w:t>
+            </w:r>
+          </w:p>
+        </w:tc>
+        <w:tc>
+          <w:tcPr>
+            <w:tcW w:type="dxa" w:w="3118"/>
+          </w:tcPr>
+          <w:p>
+            <w:r>
+              <w:rPr>
+                <w:sz w:val="18"/>
+              </w:rPr>
+              <w:t>mu-xlabel</w:t>
+            </w:r>
+          </w:p>
+        </w:tc>
+        <w:tc>
+          <w:tcPr>
+            <w:tcW w:type="dxa" w:w="1984"/>
+          </w:tcPr>
+          <w:p>
+            <w:r>
+              <w:rPr>
+                <w:sz w:val="18"/>
+              </w:rPr>
+              <w:t>текст · в таблице</w:t>
+            </w:r>
+          </w:p>
+        </w:tc>
+      </w:tr>
+      <w:tr>
+        <w:tc>
+          <w:tcPr>
+            <w:tcW w:type="dxa" w:w="4535"/>
+          </w:tcPr>
+          <w:p>
+            <w:r>
+              <w:rPr>
+                <w:sz w:val="18"/>
+              </w:rPr>
+              <w:t>Значение</w:t>
+            </w:r>
+          </w:p>
+        </w:tc>
+        <w:tc>
+          <w:tcPr>
+            <w:tcW w:type="dxa" w:w="3118"/>
+          </w:tcPr>
+          <w:p>
+            <w:r>
+              <w:rPr>
+                <w:sz w:val="18"/>
+              </w:rPr>
+              <w:t>mu-xvalue</w:t>
+            </w:r>
+          </w:p>
+        </w:tc>
+        <w:tc>
+          <w:tcPr>
+            <w:tcW w:type="dxa" w:w="1984"/>
+          </w:tcPr>
+          <w:p>
+            <w:r>
+              <w:rPr>
+                <w:sz w:val="18"/>
+              </w:rPr>
+              <w:t>текст · в таблице</w:t>
+            </w:r>
+          </w:p>
+        </w:tc>
+      </w:tr>
+      <w:tr>
+        <w:tc>
+          <w:tcPr>
+            <w:tcW w:type="dxa" w:w="4535"/>
+          </w:tcPr>
+          <w:p>
+            <w:r>
+              <w:rPr>
+                <w:sz w:val="18"/>
+              </w:rPr>
+              <w:t>Комментарий</w:t>
+            </w:r>
+          </w:p>
+        </w:tc>
+        <w:tc>
+          <w:tcPr>
+            <w:tcW w:type="dxa" w:w="3118"/>
+          </w:tcPr>
+          <w:p>
+            <w:r>
+              <w:rPr>
+                <w:sz w:val="18"/>
+              </w:rPr>
+              <w:t>#mu-comment</w:t>
+            </w:r>
+          </w:p>
+        </w:tc>
+        <w:tc>
+          <w:tcPr>
+            <w:tcW w:type="dxa" w:w="1984"/>
+          </w:tcPr>
+          <w:p>
+            <w:r>
+              <w:rPr>
+                <w:sz w:val="18"/>
+              </w:rPr>
+              <w:t>текст многострочный</w:t>
+            </w:r>
+          </w:p>
+        </w:tc>
+      </w:tr>
+    </w:tbl>
+    <w:p/>
+    <w:p>
+      <w:r>
+        <w:t>Таблицы карточки:</w:t>
+      </w:r>
+    </w:p>
+    <w:tbl>
+      <w:tblPr>
+        <w:tblStyle w:val="LightGrid-Accent1"/>
+        <w:tblW w:type="auto" w:w="0"/>
+        <w:tblLook w:firstColumn="1" w:firstRow="1" w:lastColumn="0" w:lastRow="0" w:noHBand="0" w:noVBand="1" w:val="04A0"/>
+      </w:tblPr>
+      <w:tblGrid>
+        <w:gridCol w:w="5100"/>
+        <w:gridCol w:w="5100"/>
+      </w:tblGrid>
+      <w:tr>
+        <w:tc>
+          <w:tcPr>
+            <w:tcW w:type="dxa" w:w="2835"/>
+          </w:tcPr>
+          <w:p>
+            <w:r>
+              <w:rPr>
+                <w:b/>
+                <w:sz w:val="18"/>
+              </w:rPr>
+              <w:t>Блок</w:t>
+            </w:r>
+          </w:p>
+        </w:tc>
+        <w:tc>
+          <w:tcPr>
+            <w:tcW w:type="dxa" w:w="6803"/>
+          </w:tcPr>
+          <w:p>
+            <w:r>
+              <w:rPr>
+                <w:b/>
+                <w:sz w:val="18"/>
+              </w:rPr>
+              <w:t>Колонки</w:t>
+            </w:r>
+          </w:p>
+        </w:tc>
+      </w:tr>
+      <w:tr>
+        <w:tc>
+          <w:tcPr>
+            <w:tcW w:type="dxa" w:w="2835"/>
+          </w:tcPr>
+          <w:p>
+            <w:r>
+              <w:rPr>
+                <w:sz w:val="18"/>
+              </w:rPr>
+              <w:t>Состав</w:t>
+            </w:r>
+          </w:p>
+        </w:tc>
+        <w:tc>
+          <w:tcPr>
+            <w:tcW w:type="dxa" w:w="6803"/>
+          </w:tcPr>
+          <w:p>
+            <w:r>
+              <w:rPr>
+                <w:sz w:val="18"/>
+              </w:rPr>
+              <w:t>Наименование, Год, Кол-во, Бал. стоимость, Фото</w:t>
+            </w:r>
+          </w:p>
+        </w:tc>
+      </w:tr>
+      <w:tr>
+        <w:tc>
+          <w:tcPr>
+            <w:tcW w:type="dxa" w:w="2835"/>
+          </w:tcPr>
+          <w:p>
+            <w:r>
+              <w:rPr>
+                <w:sz w:val="18"/>
+              </w:rPr>
+              <w:t>Комплекс офисной техники</w:t>
+            </w:r>
+          </w:p>
+        </w:tc>
+        <w:tc>
+          <w:tcPr>
+            <w:tcW w:type="dxa" w:w="6803"/>
+          </w:tcPr>
+          <w:p>
+            <w:r>
+              <w:rPr>
+                <w:sz w:val="18"/>
+              </w:rPr>
+              <w:t>Поле, Значение</w:t>
+            </w:r>
+          </w:p>
+        </w:tc>
+      </w:tr>
+    </w:tbl>
+    <w:p/>
+    <w:p>
+      <w:r>
+        <w:br w:type="page"/>
+      </w:r>
+    </w:p>
+    <w:p>
+      <w:pPr>
+        <w:pStyle w:val="Heading1"/>
+      </w:pPr>
+      <w:r>
+        <w:t>Раздел 4. Справочники значений</w:t>
+      </w:r>
+    </w:p>
+    <w:p>
+      <w:pPr>
+        <w:pStyle w:val="Heading2"/>
+      </w:pPr>
+      <w:r>
+        <w:t>Глава 4.1. Наружные стены</w:t>
+      </w:r>
+    </w:p>
+    <w:p>
+      <w:r>
+        <w:t>Значений: 44</w:t>
       </w:r>
     </w:p>
     <w:p>
@@ -15681,10 +16809,15 @@
     </w:p>
     <w:p>
       <w:pPr>
-        <w:pStyle w:val="Heading3"/>
+        <w:pStyle w:val="Heading2"/>
       </w:pPr>
       <w:r>
-        <w:t>4.2. Внутренние стены — значений: 44</w:t>
+        <w:t>Глава 4.2. Внутренние стены</w:t>
+      </w:r>
+    </w:p>
+    <w:p>
+      <w:r>
+        <w:t>Значений: 44</w:t>
       </w:r>
     </w:p>
     <w:p>
@@ -15699,10 +16832,15 @@
     </w:p>
     <w:p>
       <w:pPr>
-        <w:pStyle w:val="Heading3"/>
+        <w:pStyle w:val="Heading2"/>
       </w:pPr>
       <w:r>
-        <w:t>4.3. Фундамент — значений: 20</w:t>
+        <w:t>Глава 4.3. Фундамент</w:t>
+      </w:r>
+    </w:p>
+    <w:p>
+      <w:r>
+        <w:t>Значений: 20</w:t>
       </w:r>
     </w:p>
     <w:p>
@@ -15717,10 +16855,15 @@
     </w:p>
     <w:p>
       <w:pPr>
-        <w:pStyle w:val="Heading3"/>
+        <w:pStyle w:val="Heading2"/>
       </w:pPr>
       <w:r>
-        <w:t>4.4. Цоколь/подвал — значений: 20</w:t>
+        <w:t>Глава 4.4. Цоколь/подвал</w:t>
+      </w:r>
+    </w:p>
+    <w:p>
+      <w:r>
+        <w:t>Значений: 20</w:t>
       </w:r>
     </w:p>
     <w:p>
@@ -15735,10 +16878,15 @@
     </w:p>
     <w:p>
       <w:pPr>
-        <w:pStyle w:val="Heading3"/>
+        <w:pStyle w:val="Heading2"/>
       </w:pPr>
       <w:r>
-        <w:t>4.5. Город или село — значений: 14</w:t>
+        <w:t>Глава 4.5. Город или село</w:t>
+      </w:r>
+    </w:p>
+    <w:p>
+      <w:r>
+        <w:t>Значений: 14</w:t>
       </w:r>
     </w:p>
     <w:p>
@@ -15753,10 +16901,15 @@
     </w:p>
     <w:p>
       <w:pPr>
-        <w:pStyle w:val="Heading3"/>
+        <w:pStyle w:val="Heading2"/>
       </w:pPr>
       <w:r>
-        <w:t>4.6. Кровля — значений: 14</w:t>
+        <w:t>Глава 4.6. Кровля</w:t>
+      </w:r>
+    </w:p>
+    <w:p>
+      <w:r>
+        <w:t>Значений: 14</w:t>
       </w:r>
     </w:p>
     <w:p>
@@ -15771,10 +16924,15 @@
     </w:p>
     <w:p>
       <w:pPr>
-        <w:pStyle w:val="Heading3"/>
+        <w:pStyle w:val="Heading2"/>
       </w:pPr>
       <w:r>
-        <w:t>4.7. Отделка — значений: 14</w:t>
+        <w:t>Глава 4.7. Отделка</w:t>
+      </w:r>
+    </w:p>
+    <w:p>
+      <w:r>
+        <w:t>Значений: 14</w:t>
       </w:r>
     </w:p>
     <w:p>
@@ -15789,10 +16947,15 @@
     </w:p>
     <w:p>
       <w:pPr>
-        <w:pStyle w:val="Heading3"/>
+        <w:pStyle w:val="Heading2"/>
       </w:pPr>
       <w:r>
-        <w:t>4.8. Форма участка — значений: 13</w:t>
+        <w:t>Глава 4.8. Форма участка</w:t>
+      </w:r>
+    </w:p>
+    <w:p>
+      <w:r>
+        <w:t>Значений: 13</w:t>
       </w:r>
     </w:p>
     <w:p>
@@ -15807,10 +16970,15 @@
     </w:p>
     <w:p>
       <w:pPr>
-        <w:pStyle w:val="Heading3"/>
+        <w:pStyle w:val="Heading2"/>
       </w:pPr>
       <w:r>
-        <w:t>4.9. Утепление — значений: 13</w:t>
+        <w:t>Глава 4.9. Утепление</w:t>
+      </w:r>
+    </w:p>
+    <w:p>
+      <w:r>
+        <w:t>Значений: 13</w:t>
       </w:r>
     </w:p>
     <w:p>
@@ -15825,10 +16993,15 @@
     </w:p>
     <w:p>
       <w:pPr>
-        <w:pStyle w:val="Heading3"/>
+        <w:pStyle w:val="Heading2"/>
       </w:pPr>
       <w:r>
-        <w:t>4.10. Район — значений: 12</w:t>
+        <w:t>Глава 4.10. Район</w:t>
+      </w:r>
+    </w:p>
+    <w:p>
+      <w:r>
+        <w:t>Значений: 12</w:t>
       </w:r>
     </w:p>
     <w:p>
@@ -15843,10 +17016,38 @@
     </w:p>
     <w:p>
       <w:pPr>
-        <w:pStyle w:val="Heading3"/>
+        <w:pStyle w:val="Heading2"/>
       </w:pPr>
       <w:r>
-        <w:t>4.11. Полы — значений: 11</w:t>
+        <w:t>Глава 4.11. Статус ОЦ</w:t>
+      </w:r>
+    </w:p>
+    <w:p>
+      <w:r>
+        <w:t>Значений: 11</w:t>
+      </w:r>
+    </w:p>
+    <w:p>
+      <w:r>
+        <w:t>Поля: #fStatus</w:t>
+      </w:r>
+    </w:p>
+    <w:p>
+      <w:r>
+        <w:t>В заполнении; Удостоверен по документам; Направлен на осмотр; Осмотрен; Удостоверен после осмотра; Готов к оценке; В процессе оценки; На проверке; Оценён; Не подлежит оценке; В архиве</w:t>
+      </w:r>
+    </w:p>
+    <w:p>
+      <w:pPr>
+        <w:pStyle w:val="Heading2"/>
+      </w:pPr>
+      <w:r>
+        <w:t>Глава 4.12. Полы</w:t>
+      </w:r>
+    </w:p>
+    <w:p>
+      <w:r>
+        <w:t>Значений: 11</w:t>
       </w:r>
     </w:p>
     <w:p>
@@ -15861,10 +17062,15 @@
     </w:p>
     <w:p>
       <w:pPr>
-        <w:pStyle w:val="Heading3"/>
+        <w:pStyle w:val="Heading2"/>
       </w:pPr>
       <w:r>
-        <w:t>4.12. Окна — значений: 11</w:t>
+        <w:t>Глава 4.13. Окна</w:t>
+      </w:r>
+    </w:p>
+    <w:p>
+      <w:r>
+        <w:t>Значений: 11</w:t>
       </w:r>
     </w:p>
     <w:p>
@@ -15879,10 +17085,15 @@
     </w:p>
     <w:p>
       <w:pPr>
-        <w:pStyle w:val="Heading3"/>
+        <w:pStyle w:val="Heading2"/>
       </w:pPr>
       <w:r>
-        <w:t>4.13. Отопление — значений: 11</w:t>
+        <w:t>Глава 4.14. Отопление</w:t>
+      </w:r>
+    </w:p>
+    <w:p>
+      <w:r>
+        <w:t>Значений: 11</w:t>
       </w:r>
     </w:p>
     <w:p>
@@ -15897,10 +17108,38 @@
     </w:p>
     <w:p>
       <w:pPr>
-        <w:pStyle w:val="Heading3"/>
+        <w:pStyle w:val="Heading2"/>
       </w:pPr>
       <w:r>
-        <w:t>4.14. Область — значений: 10</w:t>
+        <w:t>Глава 4.15. Класс</w:t>
+      </w:r>
+    </w:p>
+    <w:p>
+      <w:r>
+        <w:t>Значений: 11</w:t>
+      </w:r>
+    </w:p>
+    <w:p>
+      <w:r>
+        <w:t>Поля: mu-cls</w:t>
+      </w:r>
+    </w:p>
+    <w:p>
+      <w:r>
+        <w:t>Выберите класс; Энергетическое оборудование; Подъёмно-транспортное оборудование; Строительное и специальное оборудование; Медицинское оборудование; Лабораторное и измерительное оборудование; Офисное оборудование и мебель; Торговое оборудование; Нематериальные компоненты движимого имущества; Технологическое (производственное) оборудование; Прочее</w:t>
+      </w:r>
+    </w:p>
+    <w:p>
+      <w:pPr>
+        <w:pStyle w:val="Heading2"/>
+      </w:pPr>
+      <w:r>
+        <w:t>Глава 4.16. Область</w:t>
+      </w:r>
+    </w:p>
+    <w:p>
+      <w:r>
+        <w:t>Значений: 10</w:t>
       </w:r>
     </w:p>
     <w:p>
@@ -15915,10 +17154,15 @@
     </w:p>
     <w:p>
       <w:pPr>
-        <w:pStyle w:val="Heading3"/>
+        <w:pStyle w:val="Heading2"/>
       </w:pPr>
       <w:r>
-        <w:t>4.15. Расположение к трассе — значений: 9</w:t>
+        <w:t>Глава 4.17. Расположение к трассе</w:t>
+      </w:r>
+    </w:p>
+    <w:p>
+      <w:r>
+        <w:t>Значений: 9</w:t>
       </w:r>
     </w:p>
     <w:p>
@@ -15933,10 +17177,15 @@
     </w:p>
     <w:p>
       <w:pPr>
-        <w:pStyle w:val="Heading3"/>
+        <w:pStyle w:val="Heading2"/>
       </w:pPr>
       <w:r>
-        <w:t>4.16. Серия — значений: 9</w:t>
+        <w:t>Глава 4.18. Серия</w:t>
+      </w:r>
+    </w:p>
+    <w:p>
+      <w:r>
+        <w:t>Значений: 9</w:t>
       </w:r>
     </w:p>
     <w:p>
@@ -15951,10 +17200,15 @@
     </w:p>
     <w:p>
       <w:pPr>
-        <w:pStyle w:val="Heading3"/>
+        <w:pStyle w:val="Heading2"/>
       </w:pPr>
       <w:r>
-        <w:t>4.17. Назначение по правоудостоверяющему документу — значений: 8</w:t>
+        <w:t>Глава 4.19. Назначение по правоудостоверяющему документу</w:t>
+      </w:r>
+    </w:p>
+    <w:p>
+      <w:r>
+        <w:t>Значений: 8</w:t>
       </w:r>
     </w:p>
     <w:p>
@@ -15969,10 +17223,15 @@
     </w:p>
     <w:p>
       <w:pPr>
-        <w:pStyle w:val="Heading3"/>
+        <w:pStyle w:val="Heading2"/>
       </w:pPr>
       <w:r>
-        <w:t>4.18. Перекрытия — значений: 8</w:t>
+        <w:t>Глава 4.20. Перекрытия</w:t>
+      </w:r>
+    </w:p>
+    <w:p>
+      <w:r>
+        <w:t>Значений: 8</w:t>
       </w:r>
     </w:p>
     <w:p>
@@ -15987,10 +17246,15 @@
     </w:p>
     <w:p>
       <w:pPr>
-        <w:pStyle w:val="Heading3"/>
+        <w:pStyle w:val="Heading2"/>
       </w:pPr>
       <w:r>
-        <w:t>4.19. Серия — значений: 8</w:t>
+        <w:t>Глава 4.21. Серия</w:t>
+      </w:r>
+    </w:p>
+    <w:p>
+      <w:r>
+        <w:t>Значений: 8</w:t>
       </w:r>
     </w:p>
     <w:p>
@@ -16005,10 +17269,15 @@
     </w:p>
     <w:p>
       <w:pPr>
-        <w:pStyle w:val="Heading3"/>
+        <w:pStyle w:val="Heading2"/>
       </w:pPr>
       <w:r>
-        <w:t>4.20. Категория земель — значений: 7</w:t>
+        <w:t>Глава 4.22. Категория земель</w:t>
+      </w:r>
+    </w:p>
+    <w:p>
+      <w:r>
+        <w:t>Значений: 7</w:t>
       </w:r>
     </w:p>
     <w:p>
@@ -16023,10 +17292,15 @@
     </w:p>
     <w:p>
       <w:pPr>
-        <w:pStyle w:val="Heading3"/>
+        <w:pStyle w:val="Heading2"/>
       </w:pPr>
       <w:r>
-        <w:t>4.21. Оператор ЦОД — значений: 6</w:t>
+        <w:t>Глава 4.23. Оператор ЦОД</w:t>
+      </w:r>
+    </w:p>
+    <w:p>
+      <w:r>
+        <w:t>Значений: 6</w:t>
       </w:r>
     </w:p>
     <w:p>
@@ -16041,10 +17315,38 @@
     </w:p>
     <w:p>
       <w:pPr>
-        <w:pStyle w:val="Heading3"/>
+        <w:pStyle w:val="Heading2"/>
       </w:pPr>
       <w:r>
-        <w:t>4.22. Рельеф участка — значений: 6</w:t>
+        <w:t>Глава 4.24. Тип ОЦ</w:t>
+      </w:r>
+    </w:p>
+    <w:p>
+      <w:r>
+        <w:t>Значений: 6</w:t>
+      </w:r>
+    </w:p>
+    <w:p>
+      <w:r>
+        <w:t>Поля: #fType</w:t>
+      </w:r>
+    </w:p>
+    <w:p>
+      <w:r>
+        <w:t>Жилое здание (дом); Жилое здание (квартира); Гражданское здание; Производственное строение; Земельный участок; Транспортные средства</w:t>
+      </w:r>
+    </w:p>
+    <w:p>
+      <w:pPr>
+        <w:pStyle w:val="Heading2"/>
+      </w:pPr>
+      <w:r>
+        <w:t>Глава 4.25. Рельеф участка</w:t>
+      </w:r>
+    </w:p>
+    <w:p>
+      <w:r>
+        <w:t>Значений: 6</w:t>
       </w:r>
     </w:p>
     <w:p>
@@ -16059,10 +17361,15 @@
     </w:p>
     <w:p>
       <w:pPr>
-        <w:pStyle w:val="Heading3"/>
+        <w:pStyle w:val="Heading2"/>
       </w:pPr>
       <w:r>
-        <w:t>4.23. Наличие отопления — значений: 6</w:t>
+        <w:t>Глава 4.26. Наличие отопления</w:t>
+      </w:r>
+    </w:p>
+    <w:p>
+      <w:r>
+        <w:t>Значений: 6</w:t>
       </w:r>
     </w:p>
     <w:p>
@@ -16077,10 +17384,15 @@
     </w:p>
     <w:p>
       <w:pPr>
-        <w:pStyle w:val="Heading3"/>
+        <w:pStyle w:val="Heading2"/>
       </w:pPr>
       <w:r>
-        <w:t>4.24. Положение на этаже — значений: 6</w:t>
+        <w:t>Глава 4.27. Положение на этаже</w:t>
+      </w:r>
+    </w:p>
+    <w:p>
+      <w:r>
+        <w:t>Значений: 6</w:t>
       </w:r>
     </w:p>
     <w:p>
@@ -16095,10 +17407,15 @@
     </w:p>
     <w:p>
       <w:pPr>
-        <w:pStyle w:val="Heading3"/>
+        <w:pStyle w:val="Heading2"/>
       </w:pPr>
       <w:r>
-        <w:t>4.25. Внешнее состояние — значений: 6</w:t>
+        <w:t>Глава 4.28. Внешнее состояние</w:t>
+      </w:r>
+    </w:p>
+    <w:p>
+      <w:r>
+        <w:t>Значений: 6</w:t>
       </w:r>
     </w:p>
     <w:p>
@@ -16113,10 +17430,15 @@
     </w:p>
     <w:p>
       <w:pPr>
-        <w:pStyle w:val="Heading3"/>
+        <w:pStyle w:val="Heading2"/>
       </w:pPr>
       <w:r>
-        <w:t>4.26. Класс ОИ — значений: 6</w:t>
+        <w:t>Глава 4.29. Класс ОИ</w:t>
+      </w:r>
+    </w:p>
+    <w:p>
+      <w:r>
+        <w:t>Значений: 6</w:t>
       </w:r>
     </w:p>
     <w:p>
@@ -16131,46 +17453,15 @@
     </w:p>
     <w:p>
       <w:pPr>
-        <w:pStyle w:val="Heading3"/>
+        <w:pStyle w:val="Heading2"/>
       </w:pPr>
       <w:r>
-        <w:t>4.27. Тип ОЦ — значений: 5</w:t>
+        <w:t>Глава 4.30. Права на земельный участок</w:t>
       </w:r>
     </w:p>
     <w:p>
       <w:r>
-        <w:t>Поля: #fType</w:t>
-      </w:r>
-    </w:p>
-    <w:p>
-      <w:r>
-        <w:t>Жилое здание (дом); Жилое здание (квартира); Гражданское здание; Производственное строение; Земельный участок</w:t>
-      </w:r>
-    </w:p>
-    <w:p>
-      <w:pPr>
-        <w:pStyle w:val="Heading3"/>
-      </w:pPr>
-      <w:r>
-        <w:t>4.28. Статус ОЦ — значений: 5</w:t>
-      </w:r>
-    </w:p>
-    <w:p>
-      <w:r>
-        <w:t>Поля: #fStatus</w:t>
-      </w:r>
-    </w:p>
-    <w:p>
-      <w:r>
-        <w:t>В заполнении; Удостоверен по документам; Осмотрен; Удостоверен после осмотра; На юридической экспертизе</w:t>
-      </w:r>
-    </w:p>
-    <w:p>
-      <w:pPr>
-        <w:pStyle w:val="Heading3"/>
-      </w:pPr>
-      <w:r>
-        <w:t>4.29. Права на земельный участок — значений: 5</w:t>
+        <w:t>Значений: 5</w:t>
       </w:r>
     </w:p>
     <w:p>
@@ -16185,10 +17476,15 @@
     </w:p>
     <w:p>
       <w:pPr>
-        <w:pStyle w:val="Heading3"/>
+        <w:pStyle w:val="Heading2"/>
       </w:pPr>
       <w:r>
-        <w:t>4.30. Наличие водоснабжения — значений: 5</w:t>
+        <w:t>Глава 4.31. Наличие водоснабжения</w:t>
+      </w:r>
+    </w:p>
+    <w:p>
+      <w:r>
+        <w:t>Значений: 5</w:t>
       </w:r>
     </w:p>
     <w:p>
@@ -16203,10 +17499,15 @@
     </w:p>
     <w:p>
       <w:pPr>
-        <w:pStyle w:val="Heading3"/>
+        <w:pStyle w:val="Heading2"/>
       </w:pPr>
       <w:r>
-        <w:t>4.31. Наличие благоустройства — значений: 5</w:t>
+        <w:t>Глава 4.32. Наличие благоустройства</w:t>
+      </w:r>
+    </w:p>
+    <w:p>
+      <w:r>
+        <w:t>Значений: 5</w:t>
       </w:r>
     </w:p>
     <w:p>
@@ -16221,10 +17522,15 @@
     </w:p>
     <w:p>
       <w:pPr>
-        <w:pStyle w:val="Heading3"/>
+        <w:pStyle w:val="Heading2"/>
       </w:pPr>
       <w:r>
-        <w:t>4.32. Тип мансарды — значений: 5</w:t>
+        <w:t>Глава 4.33. Тип мансарды</w:t>
+      </w:r>
+    </w:p>
+    <w:p>
+      <w:r>
+        <w:t>Значений: 5</w:t>
       </w:r>
     </w:p>
     <w:p>
@@ -16239,10 +17545,15 @@
     </w:p>
     <w:p>
       <w:pPr>
-        <w:pStyle w:val="Heading3"/>
+        <w:pStyle w:val="Heading2"/>
       </w:pPr>
       <w:r>
-        <w:t>4.33. Наличие железнодорожной ветки — значений: 4</w:t>
+        <w:t>Глава 4.34. Наличие железнодорожной ветки</w:t>
+      </w:r>
+    </w:p>
+    <w:p>
+      <w:r>
+        <w:t>Значений: 4</w:t>
       </w:r>
     </w:p>
     <w:p>
@@ -16257,10 +17568,15 @@
     </w:p>
     <w:p>
       <w:pPr>
-        <w:pStyle w:val="Heading3"/>
+        <w:pStyle w:val="Heading2"/>
       </w:pPr>
       <w:r>
-        <w:t>4.34. Категория жилого строения — значений: 4</w:t>
+        <w:t>Глава 4.35. Категория жилого строения</w:t>
+      </w:r>
+    </w:p>
+    <w:p>
+      <w:r>
+        <w:t>Значений: 4</w:t>
       </w:r>
     </w:p>
     <w:p>
@@ -16275,10 +17591,15 @@
     </w:p>
     <w:p>
       <w:pPr>
-        <w:pStyle w:val="Heading3"/>
+        <w:pStyle w:val="Heading2"/>
       </w:pPr>
       <w:r>
-        <w:t>4.35. Конструктив — значений: 4</w:t>
+        <w:t>Глава 4.36. Конструктив</w:t>
+      </w:r>
+    </w:p>
+    <w:p>
+      <w:r>
+        <w:t>Значений: 4</w:t>
       </w:r>
     </w:p>
     <w:p>
@@ -16293,10 +17614,38 @@
     </w:p>
     <w:p>
       <w:pPr>
-        <w:pStyle w:val="Heading3"/>
+        <w:pStyle w:val="Heading2"/>
       </w:pPr>
       <w:r>
-        <w:t>4.36. Тип земельного участка — значений: 3</w:t>
+        <w:t>Глава 4.37. Подгруппа</w:t>
+      </w:r>
+    </w:p>
+    <w:p>
+      <w:r>
+        <w:t>Значений: 4</w:t>
+      </w:r>
+    </w:p>
+    <w:p>
+      <w:r>
+        <w:t>Поля: mu-sub</w:t>
+      </w:r>
+    </w:p>
+    <w:p>
+      <w:r>
+        <w:t>Выберите подгруппу; Компьютерная и оргтехника; Системы связи и видеонаблюдения; Офисная мебель</w:t>
+      </w:r>
+    </w:p>
+    <w:p>
+      <w:pPr>
+        <w:pStyle w:val="Heading2"/>
+      </w:pPr>
+      <w:r>
+        <w:t>Глава 4.38. Тип земельного участка</w:t>
+      </w:r>
+    </w:p>
+    <w:p>
+      <w:r>
+        <w:t>Значений: 3</w:t>
       </w:r>
     </w:p>
     <w:p>
@@ -16311,10 +17660,15 @@
     </w:p>
     <w:p>
       <w:pPr>
-        <w:pStyle w:val="Heading3"/>
+        <w:pStyle w:val="Heading2"/>
       </w:pPr>
       <w:r>
-        <w:t>4.37. Расположение в районе — значений: 3</w:t>
+        <w:t>Глава 4.39. Расположение в районе</w:t>
+      </w:r>
+    </w:p>
+    <w:p>
+      <w:r>
+        <w:t>Значений: 3</w:t>
       </w:r>
     </w:p>
     <w:p>
@@ -16329,10 +17683,15 @@
     </w:p>
     <w:p>
       <w:pPr>
-        <w:pStyle w:val="Heading3"/>
+        <w:pStyle w:val="Heading2"/>
       </w:pPr>
       <w:r>
-        <w:t>4.38. Угловой/Неугловой — значений: 3</w:t>
+        <w:t>Глава 4.40. Угловой/Неугловой</w:t>
+      </w:r>
+    </w:p>
+    <w:p>
+      <w:r>
+        <w:t>Значений: 3</w:t>
       </w:r>
     </w:p>
     <w:p>
@@ -16347,10 +17706,15 @@
     </w:p>
     <w:p>
       <w:pPr>
-        <w:pStyle w:val="Heading3"/>
+        <w:pStyle w:val="Heading2"/>
       </w:pPr>
       <w:r>
-        <w:t>4.39. Наличие сервитутов и обременений — значений: 3</w:t>
+        <w:t>Глава 4.41. Наличие сервитутов и обременений</w:t>
+      </w:r>
+    </w:p>
+    <w:p>
+      <w:r>
+        <w:t>Значений: 3</w:t>
       </w:r>
     </w:p>
     <w:p>
@@ -16365,10 +17729,15 @@
     </w:p>
     <w:p>
       <w:pPr>
-        <w:pStyle w:val="Heading3"/>
+        <w:pStyle w:val="Heading2"/>
       </w:pPr>
       <w:r>
-        <w:t>4.40. Участок в аренде — значений: 3</w:t>
+        <w:t>Глава 4.42. Участок в аренде</w:t>
+      </w:r>
+    </w:p>
+    <w:p>
+      <w:r>
+        <w:t>Значений: 3</w:t>
       </w:r>
     </w:p>
     <w:p>
@@ -16383,10 +17752,15 @@
     </w:p>
     <w:p>
       <w:pPr>
-        <w:pStyle w:val="Heading3"/>
+        <w:pStyle w:val="Heading2"/>
       </w:pPr>
       <w:r>
-        <w:t>4.41. Износ — значений: 3</w:t>
+        <w:t>Глава 4.43. Износ</w:t>
+      </w:r>
+    </w:p>
+    <w:p>
+      <w:r>
+        <w:t>Значений: 3</w:t>
       </w:r>
     </w:p>
     <w:p>
@@ -16401,10 +17775,15 @@
     </w:p>
     <w:p>
       <w:pPr>
-        <w:pStyle w:val="Heading3"/>
+        <w:pStyle w:val="Heading2"/>
       </w:pPr>
       <w:r>
-        <w:t>4.42. Двери — значений: 3</w:t>
+        <w:t>Глава 4.44. Двери</w:t>
+      </w:r>
+    </w:p>
+    <w:p>
+      <w:r>
+        <w:t>Значений: 3</w:t>
       </w:r>
     </w:p>
     <w:p>
@@ -16419,10 +17798,15 @@
     </w:p>
     <w:p>
       <w:pPr>
-        <w:pStyle w:val="Heading3"/>
+        <w:pStyle w:val="Heading2"/>
       </w:pPr>
       <w:r>
-        <w:t>4.43. Полы (несущая способность) — значений: 3</w:t>
+        <w:t>Глава 4.45. Полы (несущая способность)</w:t>
+      </w:r>
+    </w:p>
+    <w:p>
+      <w:r>
+        <w:t>Значений: 3</w:t>
       </w:r>
     </w:p>
     <w:p>
@@ -16437,10 +17821,15 @@
     </w:p>
     <w:p>
       <w:pPr>
-        <w:pStyle w:val="Heading3"/>
+        <w:pStyle w:val="Heading2"/>
       </w:pPr>
       <w:r>
-        <w:t>4.44. Вспомогательные постройки оцениваются — значений: 2</w:t>
+        <w:t>Глава 4.46. Вспомогательные постройки оцениваются</w:t>
+      </w:r>
+    </w:p>
+    <w:p>
+      <w:r>
+        <w:t>Значений: 2</w:t>
       </w:r>
     </w:p>
     <w:p>
@@ -16455,10 +17844,15 @@
     </w:p>
     <w:p>
       <w:pPr>
-        <w:pStyle w:val="Heading3"/>
+        <w:pStyle w:val="Heading2"/>
       </w:pPr>
       <w:r>
-        <w:t>4.45. Статус — значений: 2</w:t>
+        <w:t>Глава 4.47. Статус</w:t>
+      </w:r>
+    </w:p>
+    <w:p>
+      <w:r>
+        <w:t>Значений: 2</w:t>
       </w:r>
     </w:p>
     <w:p>
@@ -16473,10 +17867,15 @@
     </w:p>
     <w:p>
       <w:pPr>
-        <w:pStyle w:val="Heading3"/>
+        <w:pStyle w:val="Heading2"/>
       </w:pPr>
       <w:r>
-        <w:t>4.46. Тип мансарды — значений: 2</w:t>
+        <w:t>Глава 4.48. Тип мансарды</w:t>
+      </w:r>
+    </w:p>
+    <w:p>
+      <w:r>
+        <w:t>Значений: 2</w:t>
       </w:r>
     </w:p>
     <w:p>
@@ -16491,10 +17890,15 @@
     </w:p>
     <w:p>
       <w:pPr>
-        <w:pStyle w:val="Heading3"/>
+        <w:pStyle w:val="Heading2"/>
       </w:pPr>
       <w:r>
-        <w:t>4.47. Расположение строения — значений: 2</w:t>
+        <w:t>Глава 4.49. Расположение строения</w:t>
+      </w:r>
+    </w:p>
+    <w:p>
+      <w:r>
+        <w:t>Значений: 2</w:t>
       </w:r>
     </w:p>
     <w:p>
@@ -16509,10 +17913,15 @@
     </w:p>
     <w:p>
       <w:pPr>
-        <w:pStyle w:val="Heading3"/>
+        <w:pStyle w:val="Heading2"/>
       </w:pPr>
       <w:r>
-        <w:t>4.48. Усиленность конструкции — значений: 2</w:t>
+        <w:t>Глава 4.50. Усиленность конструкции</w:t>
+      </w:r>
+    </w:p>
+    <w:p>
+      <w:r>
+        <w:t>Значений: 2</w:t>
       </w:r>
     </w:p>
     <w:p>
@@ -16527,10 +17936,15 @@
     </w:p>
     <w:p>
       <w:pPr>
-        <w:pStyle w:val="Heading3"/>
+        <w:pStyle w:val="Heading2"/>
       </w:pPr>
       <w:r>
-        <w:t>4.49. Наличие/возможность кран-балки — значений: 2</w:t>
+        <w:t>Глава 4.51. Наличие/возможность кран-балки</w:t>
+      </w:r>
+    </w:p>
+    <w:p>
+      <w:r>
+        <w:t>Значений: 2</w:t>
       </w:r>
     </w:p>
     <w:p>
@@ -16544,11 +17958,16 @@
       </w:r>
     </w:p>
     <w:p>
+      <w:r>
+        <w:br w:type="page"/>
+      </w:r>
+    </w:p>
+    <w:p>
       <w:pPr>
         <w:pStyle w:val="Heading1"/>
       </w:pPr>
       <w:r>
-        <w:t>5. Расхождения, замеченные при сборе</w:t>
+        <w:t>Раздел 5. Расхождения состава полей</w:t>
       </w:r>
     </w:p>
     <w:tbl>
@@ -16684,6 +18103,88 @@
                 <w:sz w:val="18"/>
               </w:rPr>
               <w:t>catclass</w:t>
+            </w:r>
+          </w:p>
+        </w:tc>
+      </w:tr>
+      <w:tr>
+        <w:tc>
+          <w:tcPr>
+            <w:tcW w:type="dxa" w:w="2835"/>
+          </w:tcPr>
+          <w:p>
+            <w:r>
+              <w:rPr>
+                <w:sz w:val="18"/>
+              </w:rPr>
+              <w:t>Механизмы и оборудование</w:t>
+            </w:r>
+          </w:p>
+        </w:tc>
+        <w:tc>
+          <w:tcPr>
+            <w:tcW w:type="dxa" w:w="3402"/>
+          </w:tcPr>
+          <w:p>
+            <w:r>
+              <w:rPr>
+                <w:sz w:val="18"/>
+              </w:rPr>
+              <w:t>Производственное строение</w:t>
+            </w:r>
+          </w:p>
+        </w:tc>
+        <w:tc>
+          <w:tcPr>
+            <w:tcW w:type="dxa" w:w="3402"/>
+          </w:tcPr>
+          <w:p>
+            <w:r>
+              <w:rPr>
+                <w:sz w:val="18"/>
+              </w:rPr>
+              <w:t>#mu-comment, #mu-cost, #mu-group, #mu-inv, #mu-name, #mu-qty, #mu-year, mu-cls, mu-sub, mu-type, mu-xlabel, mu-xvalue</w:t>
+            </w:r>
+          </w:p>
+        </w:tc>
+      </w:tr>
+      <w:tr>
+        <w:tc>
+          <w:tcPr>
+            <w:tcW w:type="dxa" w:w="2835"/>
+          </w:tcPr>
+          <w:p>
+            <w:r>
+              <w:rPr>
+                <w:sz w:val="18"/>
+              </w:rPr>
+              <w:t>Офисная техника и мебель</w:t>
+            </w:r>
+          </w:p>
+        </w:tc>
+        <w:tc>
+          <w:tcPr>
+            <w:tcW w:type="dxa" w:w="3402"/>
+          </w:tcPr>
+          <w:p>
+            <w:r>
+              <w:rPr>
+                <w:sz w:val="18"/>
+              </w:rPr>
+              <w:t>Производственное строение</w:t>
+            </w:r>
+          </w:p>
+        </w:tc>
+        <w:tc>
+          <w:tcPr>
+            <w:tcW w:type="dxa" w:w="3402"/>
+          </w:tcPr>
+          <w:p>
+            <w:r>
+              <w:rPr>
+                <w:sz w:val="18"/>
+              </w:rPr>
+              <w:t>#mu-comment, #mu-cost, #mu-group, #mu-inv, #mu-name, #mu-qty, #mu-year, mu-cls, mu-sub, mu-type, mu-xlabel, mu-xvalue</w:t>
             </w:r>
           </w:p>
         </w:tc>
